--- a/Knowledge/3-Work knowledge/1-Software Engineering/2-Testing/5-My Source/1-ISTQB Foundation Level/5-Test Management/5-Test Techniques/3-Types of Experience-Based Techniques/3-Exploratory Testing.docx
+++ b/Knowledge/3-Work knowledge/1-Software Engineering/2-Testing/5-My Source/1-ISTQB Foundation Level/5-Test Management/5-Test Techniques/3-Types of Experience-Based Techniques/3-Exploratory Testing.docx
@@ -33,51 +33,77 @@
       </w:pPr>
       <w:r>
         <w:rPr>
-          <w:b/>
-          <w:shd w:val="clear" w:color="auto" w:fill="B7B7B7"/>
-        </w:rPr>
-        <w:t># Source</w:t>
-      </w:r>
-      <w:r>
-        <w:rPr>
-          <w:shd w:val="clear" w:color="auto" w:fill="B7B7B7"/>
-        </w:rPr>
-        <w:t xml:space="preserve">: </w:t>
-      </w:r>
-      <w:r>
-        <w:rPr>
-          <w:b/>
-          <w:shd w:val="clear" w:color="auto" w:fill="B7B7B7"/>
-        </w:rPr>
-        <w:t xml:space="preserve">Chatgpt </w:t>
-      </w:r>
-      <w:r>
-        <w:rPr>
-          <w:b/>
-          <w:sz w:val="14"/>
-          <w:szCs w:val="14"/>
-          <w:shd w:val="clear" w:color="auto" w:fill="B7B7B7"/>
-        </w:rPr>
-        <w:t>(GPT</w:t>
-      </w:r>
-      <w:r>
-        <w:rPr>
-          <w:rFonts w:ascii="Cambria Math" w:hAnsi="Cambria Math" w:cs="Cambria Math"/>
-          <w:b/>
-          <w:sz w:val="14"/>
-          <w:szCs w:val="14"/>
-          <w:shd w:val="clear" w:color="auto" w:fill="B7B7B7"/>
+          <w:rFonts w:ascii="Arial" w:eastAsia="Arial" w:hAnsi="Arial" w:cs="Arial"/>
+          <w:b/>
+          <w:color w:val="000000"/>
+          <w:sz w:val="18"/>
+          <w:highlight w:val="lightGray"/>
+        </w:rPr>
+        <w:t># Source: AI Source: Provided by: [Data Path</w:t>
+      </w:r>
+      <w:r>
+        <w:rPr>
+          <w:rFonts w:ascii="Arial" w:eastAsia="Arial" w:hAnsi="Arial" w:cs="Arial"/>
+          <w:color w:val="000000"/>
+          <w:sz w:val="18"/>
+          <w:highlight w:val="lightGray"/>
+        </w:rPr>
+        <w:t xml:space="preserve">: Persons Table -&gt; ID Column: 1, Name_En Column: Motasem Essam] -&gt; </w:t>
+      </w:r>
+      <w:r>
+        <w:rPr>
+          <w:rFonts w:ascii="Arial" w:eastAsia="Arial" w:hAnsi="Arial" w:cs="Arial"/>
+          <w:b/>
+          <w:color w:val="000000"/>
+          <w:sz w:val="18"/>
+          <w:highlight w:val="lightGray"/>
+        </w:rPr>
+        <w:t>From:</w:t>
+      </w:r>
+      <w:r>
+        <w:rPr>
+          <w:rFonts w:ascii="Arial" w:eastAsia="Arial" w:hAnsi="Arial" w:cs="Arial"/>
+          <w:color w:val="000000"/>
+          <w:sz w:val="18"/>
+          <w:highlight w:val="lightGray"/>
+        </w:rPr>
+        <w:t xml:space="preserve"> [Chatgpt (GPT</w:t>
+      </w:r>
+      <w:r>
+        <w:rPr>
+          <w:rFonts w:ascii="Arial" w:eastAsia="Arial" w:hAnsi="Arial" w:cs="Cambria Math"/>
+          <w:color w:val="000000"/>
+          <w:sz w:val="18"/>
+          <w:highlight w:val="lightGray"/>
         </w:rPr>
         <w:t>‑</w:t>
       </w:r>
       <w:r>
         <w:rPr>
-          <w:b/>
-          <w:sz w:val="14"/>
-          <w:szCs w:val="14"/>
-          <w:shd w:val="clear" w:color="auto" w:fill="B7B7B7"/>
-        </w:rPr>
-        <w:t>5 Mini) at [8/16/2025]</w:t>
+          <w:rFonts w:ascii="Arial" w:eastAsia="Arial" w:hAnsi="Arial" w:cs="Arial"/>
+          <w:color w:val="000000"/>
+          <w:sz w:val="18"/>
+          <w:highlight w:val="lightGray"/>
+        </w:rPr>
+        <w:t xml:space="preserve">5 Mini)] </w:t>
+      </w:r>
+      <w:r>
+        <w:rPr>
+          <w:rFonts w:ascii="Arial" w:eastAsia="Arial" w:hAnsi="Arial" w:cs="Arial"/>
+          <w:b/>
+          <w:color w:val="000000"/>
+          <w:sz w:val="18"/>
+          <w:highlight w:val="lightGray"/>
+        </w:rPr>
+        <w:t>on</w:t>
+      </w:r>
+      <w:r>
+        <w:rPr>
+          <w:rFonts w:ascii="Arial" w:eastAsia="Arial" w:hAnsi="Arial"/>
+          <w:sz w:val="18"/>
+          <w:highlight w:val="lightGray"/>
+        </w:rPr>
+        <w:t xml:space="preserve"> [8/16/2025]</w:t>
       </w:r>
     </w:p>
     <w:p>
@@ -169,7 +195,7 @@
     </w:p>
     <w:p>
       <w:r>
-        <w:pict w14:anchorId="118372BA">
+        <w:pict w14:anchorId="66ADAF6F">
           <v:rect id="_x0000_i1025" style="width:0;height:1.5pt" o:hralign="center" o:hrstd="t" o:hr="t" fillcolor="#a0a0a0" stroked="f"/>
         </w:pict>
       </w:r>
@@ -193,51 +219,77 @@
       </w:pPr>
       <w:r>
         <w:rPr>
-          <w:b/>
-          <w:shd w:val="clear" w:color="auto" w:fill="B7B7B7"/>
-        </w:rPr>
-        <w:t># Source</w:t>
-      </w:r>
-      <w:r>
-        <w:rPr>
-          <w:shd w:val="clear" w:color="auto" w:fill="B7B7B7"/>
-        </w:rPr>
-        <w:t xml:space="preserve">: </w:t>
-      </w:r>
-      <w:r>
-        <w:rPr>
-          <w:b/>
-          <w:shd w:val="clear" w:color="auto" w:fill="B7B7B7"/>
-        </w:rPr>
-        <w:t xml:space="preserve">Chatgpt </w:t>
-      </w:r>
-      <w:r>
-        <w:rPr>
-          <w:b/>
-          <w:sz w:val="14"/>
-          <w:szCs w:val="14"/>
-          <w:shd w:val="clear" w:color="auto" w:fill="B7B7B7"/>
-        </w:rPr>
-        <w:t>(GPT</w:t>
-      </w:r>
-      <w:r>
-        <w:rPr>
-          <w:rFonts w:ascii="Cambria Math" w:hAnsi="Cambria Math" w:cs="Cambria Math"/>
-          <w:b/>
-          <w:sz w:val="14"/>
-          <w:szCs w:val="14"/>
-          <w:shd w:val="clear" w:color="auto" w:fill="B7B7B7"/>
+          <w:rFonts w:ascii="Arial" w:eastAsia="Arial" w:hAnsi="Arial" w:cs="Arial"/>
+          <w:b/>
+          <w:color w:val="000000"/>
+          <w:sz w:val="18"/>
+          <w:highlight w:val="lightGray"/>
+        </w:rPr>
+        <w:t># Source: AI Source: Provided by: [Data Path</w:t>
+      </w:r>
+      <w:r>
+        <w:rPr>
+          <w:rFonts w:ascii="Arial" w:eastAsia="Arial" w:hAnsi="Arial" w:cs="Arial"/>
+          <w:color w:val="000000"/>
+          <w:sz w:val="18"/>
+          <w:highlight w:val="lightGray"/>
+        </w:rPr>
+        <w:t xml:space="preserve">: Persons Table -&gt; ID Column: 1, Name_En Column: Motasem Essam] -&gt; </w:t>
+      </w:r>
+      <w:r>
+        <w:rPr>
+          <w:rFonts w:ascii="Arial" w:eastAsia="Arial" w:hAnsi="Arial" w:cs="Arial"/>
+          <w:b/>
+          <w:color w:val="000000"/>
+          <w:sz w:val="18"/>
+          <w:highlight w:val="lightGray"/>
+        </w:rPr>
+        <w:t>From:</w:t>
+      </w:r>
+      <w:r>
+        <w:rPr>
+          <w:rFonts w:ascii="Arial" w:eastAsia="Arial" w:hAnsi="Arial" w:cs="Arial"/>
+          <w:color w:val="000000"/>
+          <w:sz w:val="18"/>
+          <w:highlight w:val="lightGray"/>
+        </w:rPr>
+        <w:t xml:space="preserve"> [Chatgpt (GPT</w:t>
+      </w:r>
+      <w:r>
+        <w:rPr>
+          <w:rFonts w:ascii="Arial" w:eastAsia="Arial" w:hAnsi="Arial" w:cs="Cambria Math"/>
+          <w:color w:val="000000"/>
+          <w:sz w:val="18"/>
+          <w:highlight w:val="lightGray"/>
         </w:rPr>
         <w:t>‑</w:t>
       </w:r>
       <w:r>
         <w:rPr>
-          <w:b/>
-          <w:sz w:val="14"/>
-          <w:szCs w:val="14"/>
-          <w:shd w:val="clear" w:color="auto" w:fill="B7B7B7"/>
-        </w:rPr>
-        <w:t>5 Mini) at [8/16/2025]</w:t>
+          <w:rFonts w:ascii="Arial" w:eastAsia="Arial" w:hAnsi="Arial" w:cs="Arial"/>
+          <w:color w:val="000000"/>
+          <w:sz w:val="18"/>
+          <w:highlight w:val="lightGray"/>
+        </w:rPr>
+        <w:t xml:space="preserve">5 Mini)] </w:t>
+      </w:r>
+      <w:r>
+        <w:rPr>
+          <w:rFonts w:ascii="Arial" w:eastAsia="Arial" w:hAnsi="Arial" w:cs="Arial"/>
+          <w:b/>
+          <w:color w:val="000000"/>
+          <w:sz w:val="18"/>
+          <w:highlight w:val="lightGray"/>
+        </w:rPr>
+        <w:t>on</w:t>
+      </w:r>
+      <w:r>
+        <w:rPr>
+          <w:rFonts w:ascii="Arial" w:eastAsia="Arial" w:hAnsi="Arial"/>
+          <w:sz w:val="18"/>
+          <w:highlight w:val="lightGray"/>
+        </w:rPr>
+        <w:t xml:space="preserve"> [8/16/2025]</w:t>
       </w:r>
     </w:p>
     <w:p>
@@ -246,7 +298,7 @@
           <w:ilvl w:val="0"/>
           <w:numId w:val="2"/>
         </w:numPr>
-        <w:spacing w:before="240"/>
+        <w:spacing w:before="240" w:after="0" w:line="276" w:lineRule="auto"/>
       </w:pPr>
       <w:r>
         <w:rPr>
@@ -274,6 +326,7 @@
           <w:ilvl w:val="0"/>
           <w:numId w:val="2"/>
         </w:numPr>
+        <w:spacing w:after="0" w:line="276" w:lineRule="auto"/>
       </w:pPr>
       <w:r>
         <w:rPr>
@@ -301,6 +354,7 @@
           <w:ilvl w:val="0"/>
           <w:numId w:val="2"/>
         </w:numPr>
+        <w:spacing w:after="0" w:line="276" w:lineRule="auto"/>
       </w:pPr>
       <w:r>
         <w:rPr>
@@ -328,7 +382,7 @@
           <w:ilvl w:val="0"/>
           <w:numId w:val="2"/>
         </w:numPr>
-        <w:spacing w:after="240"/>
+        <w:spacing w:after="240" w:line="276" w:lineRule="auto"/>
       </w:pPr>
       <w:r>
         <w:rPr>
@@ -352,7 +406,7 @@
     </w:p>
     <w:p>
       <w:r>
-        <w:pict w14:anchorId="7AD4F241">
+        <w:pict w14:anchorId="30301575">
           <v:rect id="_x0000_i1026" style="width:0;height:1.5pt" o:hralign="center" o:hrstd="t" o:hr="t" fillcolor="#a0a0a0" stroked="f"/>
         </w:pict>
       </w:r>
@@ -376,51 +430,77 @@
       </w:pPr>
       <w:r>
         <w:rPr>
-          <w:b/>
-          <w:shd w:val="clear" w:color="auto" w:fill="B7B7B7"/>
-        </w:rPr>
-        <w:t># Source</w:t>
-      </w:r>
-      <w:r>
-        <w:rPr>
-          <w:shd w:val="clear" w:color="auto" w:fill="B7B7B7"/>
-        </w:rPr>
-        <w:t xml:space="preserve">: </w:t>
-      </w:r>
-      <w:r>
-        <w:rPr>
-          <w:b/>
-          <w:shd w:val="clear" w:color="auto" w:fill="B7B7B7"/>
-        </w:rPr>
-        <w:t xml:space="preserve">Chatgpt </w:t>
-      </w:r>
-      <w:r>
-        <w:rPr>
-          <w:b/>
-          <w:sz w:val="14"/>
-          <w:szCs w:val="14"/>
-          <w:shd w:val="clear" w:color="auto" w:fill="B7B7B7"/>
-        </w:rPr>
-        <w:t>(GPT</w:t>
-      </w:r>
-      <w:r>
-        <w:rPr>
-          <w:rFonts w:ascii="Cambria Math" w:hAnsi="Cambria Math" w:cs="Cambria Math"/>
-          <w:b/>
-          <w:sz w:val="14"/>
-          <w:szCs w:val="14"/>
-          <w:shd w:val="clear" w:color="auto" w:fill="B7B7B7"/>
+          <w:rFonts w:ascii="Arial" w:eastAsia="Arial" w:hAnsi="Arial" w:cs="Arial"/>
+          <w:b/>
+          <w:color w:val="000000"/>
+          <w:sz w:val="18"/>
+          <w:highlight w:val="lightGray"/>
+        </w:rPr>
+        <w:t># Source: AI Source: Provided by: [Data Path</w:t>
+      </w:r>
+      <w:r>
+        <w:rPr>
+          <w:rFonts w:ascii="Arial" w:eastAsia="Arial" w:hAnsi="Arial" w:cs="Arial"/>
+          <w:color w:val="000000"/>
+          <w:sz w:val="18"/>
+          <w:highlight w:val="lightGray"/>
+        </w:rPr>
+        <w:t xml:space="preserve">: Persons Table -&gt; ID Column: 1, Name_En Column: Motasem Essam] -&gt; </w:t>
+      </w:r>
+      <w:r>
+        <w:rPr>
+          <w:rFonts w:ascii="Arial" w:eastAsia="Arial" w:hAnsi="Arial" w:cs="Arial"/>
+          <w:b/>
+          <w:color w:val="000000"/>
+          <w:sz w:val="18"/>
+          <w:highlight w:val="lightGray"/>
+        </w:rPr>
+        <w:t>From:</w:t>
+      </w:r>
+      <w:r>
+        <w:rPr>
+          <w:rFonts w:ascii="Arial" w:eastAsia="Arial" w:hAnsi="Arial" w:cs="Arial"/>
+          <w:color w:val="000000"/>
+          <w:sz w:val="18"/>
+          <w:highlight w:val="lightGray"/>
+        </w:rPr>
+        <w:t xml:space="preserve"> [Chatgpt (GPT</w:t>
+      </w:r>
+      <w:r>
+        <w:rPr>
+          <w:rFonts w:ascii="Arial" w:eastAsia="Arial" w:hAnsi="Arial" w:cs="Cambria Math"/>
+          <w:color w:val="000000"/>
+          <w:sz w:val="18"/>
+          <w:highlight w:val="lightGray"/>
         </w:rPr>
         <w:t>‑</w:t>
       </w:r>
       <w:r>
         <w:rPr>
-          <w:b/>
-          <w:sz w:val="14"/>
-          <w:szCs w:val="14"/>
-          <w:shd w:val="clear" w:color="auto" w:fill="B7B7B7"/>
-        </w:rPr>
-        <w:t>5 Mini) at [8/16/2025]</w:t>
+          <w:rFonts w:ascii="Arial" w:eastAsia="Arial" w:hAnsi="Arial" w:cs="Arial"/>
+          <w:color w:val="000000"/>
+          <w:sz w:val="18"/>
+          <w:highlight w:val="lightGray"/>
+        </w:rPr>
+        <w:t xml:space="preserve">5 Mini)] </w:t>
+      </w:r>
+      <w:r>
+        <w:rPr>
+          <w:rFonts w:ascii="Arial" w:eastAsia="Arial" w:hAnsi="Arial" w:cs="Arial"/>
+          <w:b/>
+          <w:color w:val="000000"/>
+          <w:sz w:val="18"/>
+          <w:highlight w:val="lightGray"/>
+        </w:rPr>
+        <w:t>on</w:t>
+      </w:r>
+      <w:r>
+        <w:rPr>
+          <w:rFonts w:ascii="Arial" w:eastAsia="Arial" w:hAnsi="Arial"/>
+          <w:sz w:val="18"/>
+          <w:highlight w:val="lightGray"/>
+        </w:rPr>
+        <w:t xml:space="preserve"> [8/16/2025]</w:t>
       </w:r>
     </w:p>
     <w:p>
@@ -456,7 +536,7 @@
           <w:ilvl w:val="0"/>
           <w:numId w:val="5"/>
         </w:numPr>
-        <w:spacing w:before="240"/>
+        <w:spacing w:before="240" w:after="0" w:line="276" w:lineRule="auto"/>
         <w:rPr>
           <w:rFonts w:ascii="Roboto Mono" w:eastAsia="Roboto Mono" w:hAnsi="Roboto Mono" w:cs="Roboto Mono"/>
         </w:rPr>
@@ -480,6 +560,7 @@
           <w:ilvl w:val="0"/>
           <w:numId w:val="5"/>
         </w:numPr>
+        <w:spacing w:after="0" w:line="276" w:lineRule="auto"/>
         <w:rPr>
           <w:rFonts w:ascii="Roboto Mono" w:eastAsia="Roboto Mono" w:hAnsi="Roboto Mono" w:cs="Roboto Mono"/>
         </w:rPr>
@@ -488,7 +569,6 @@
         <w:rPr>
           <w:rFonts w:ascii="Nova Mono" w:eastAsia="Nova Mono" w:hAnsi="Nova Mono" w:cs="Nova Mono"/>
         </w:rPr>
-        <w:lastRenderedPageBreak/>
         <w:t>You try adding 100 items → check system response.</w:t>
       </w:r>
       <w:r>
@@ -504,6 +584,7 @@
           <w:ilvl w:val="0"/>
           <w:numId w:val="5"/>
         </w:numPr>
+        <w:spacing w:after="0" w:line="276" w:lineRule="auto"/>
         <w:rPr>
           <w:rFonts w:ascii="Roboto Mono" w:eastAsia="Roboto Mono" w:hAnsi="Roboto Mono" w:cs="Roboto Mono"/>
         </w:rPr>
@@ -527,7 +608,7 @@
           <w:ilvl w:val="0"/>
           <w:numId w:val="5"/>
         </w:numPr>
-        <w:spacing w:after="240"/>
+        <w:spacing w:after="240" w:line="276" w:lineRule="auto"/>
         <w:rPr>
           <w:rFonts w:ascii="Roboto Mono" w:eastAsia="Roboto Mono" w:hAnsi="Roboto Mono" w:cs="Roboto Mono"/>
         </w:rPr>
@@ -574,7 +655,7 @@
     </w:p>
     <w:p>
       <w:r>
-        <w:pict w14:anchorId="565E99A7">
+        <w:pict w14:anchorId="3FB40511">
           <v:rect id="_x0000_i1027" style="width:0;height:1.5pt" o:hralign="center" o:hrstd="t" o:hr="t" fillcolor="#a0a0a0" stroked="f"/>
         </w:pict>
       </w:r>
@@ -601,51 +682,77 @@
       </w:pPr>
       <w:r>
         <w:rPr>
-          <w:b/>
-          <w:shd w:val="clear" w:color="auto" w:fill="B7B7B7"/>
-        </w:rPr>
-        <w:t># Source</w:t>
-      </w:r>
-      <w:r>
-        <w:rPr>
-          <w:shd w:val="clear" w:color="auto" w:fill="B7B7B7"/>
-        </w:rPr>
-        <w:t xml:space="preserve">: </w:t>
-      </w:r>
-      <w:r>
-        <w:rPr>
-          <w:b/>
-          <w:shd w:val="clear" w:color="auto" w:fill="B7B7B7"/>
-        </w:rPr>
-        <w:t xml:space="preserve">Chatgpt </w:t>
-      </w:r>
-      <w:r>
-        <w:rPr>
-          <w:b/>
-          <w:sz w:val="14"/>
-          <w:szCs w:val="14"/>
-          <w:shd w:val="clear" w:color="auto" w:fill="B7B7B7"/>
-        </w:rPr>
-        <w:t>(GPT</w:t>
-      </w:r>
-      <w:r>
-        <w:rPr>
-          <w:rFonts w:ascii="Cambria Math" w:hAnsi="Cambria Math" w:cs="Cambria Math"/>
-          <w:b/>
-          <w:sz w:val="14"/>
-          <w:szCs w:val="14"/>
-          <w:shd w:val="clear" w:color="auto" w:fill="B7B7B7"/>
+          <w:rFonts w:ascii="Arial" w:eastAsia="Arial" w:hAnsi="Arial" w:cs="Arial"/>
+          <w:b/>
+          <w:color w:val="000000"/>
+          <w:sz w:val="18"/>
+          <w:highlight w:val="lightGray"/>
+        </w:rPr>
+        <w:t># Source: AI Source: Provided by: [Data Path</w:t>
+      </w:r>
+      <w:r>
+        <w:rPr>
+          <w:rFonts w:ascii="Arial" w:eastAsia="Arial" w:hAnsi="Arial" w:cs="Arial"/>
+          <w:color w:val="000000"/>
+          <w:sz w:val="18"/>
+          <w:highlight w:val="lightGray"/>
+        </w:rPr>
+        <w:t xml:space="preserve">: Persons Table -&gt; ID Column: 1, Name_En Column: Motasem Essam] -&gt; </w:t>
+      </w:r>
+      <w:r>
+        <w:rPr>
+          <w:rFonts w:ascii="Arial" w:eastAsia="Arial" w:hAnsi="Arial" w:cs="Arial"/>
+          <w:b/>
+          <w:color w:val="000000"/>
+          <w:sz w:val="18"/>
+          <w:highlight w:val="lightGray"/>
+        </w:rPr>
+        <w:t>From:</w:t>
+      </w:r>
+      <w:r>
+        <w:rPr>
+          <w:rFonts w:ascii="Arial" w:eastAsia="Arial" w:hAnsi="Arial" w:cs="Arial"/>
+          <w:color w:val="000000"/>
+          <w:sz w:val="18"/>
+          <w:highlight w:val="lightGray"/>
+        </w:rPr>
+        <w:t xml:space="preserve"> [Chatgpt (GPT</w:t>
+      </w:r>
+      <w:r>
+        <w:rPr>
+          <w:rFonts w:ascii="Arial" w:eastAsia="Arial" w:hAnsi="Arial" w:cs="Cambria Math"/>
+          <w:color w:val="000000"/>
+          <w:sz w:val="18"/>
+          <w:highlight w:val="lightGray"/>
         </w:rPr>
         <w:t>‑</w:t>
       </w:r>
       <w:r>
         <w:rPr>
-          <w:b/>
-          <w:sz w:val="14"/>
-          <w:szCs w:val="14"/>
-          <w:shd w:val="clear" w:color="auto" w:fill="B7B7B7"/>
-        </w:rPr>
-        <w:t>5 Mini) at [8/16/2025]</w:t>
+          <w:rFonts w:ascii="Arial" w:eastAsia="Arial" w:hAnsi="Arial" w:cs="Arial"/>
+          <w:color w:val="000000"/>
+          <w:sz w:val="18"/>
+          <w:highlight w:val="lightGray"/>
+        </w:rPr>
+        <w:t xml:space="preserve">5 Mini)] </w:t>
+      </w:r>
+      <w:r>
+        <w:rPr>
+          <w:rFonts w:ascii="Arial" w:eastAsia="Arial" w:hAnsi="Arial" w:cs="Arial"/>
+          <w:b/>
+          <w:color w:val="000000"/>
+          <w:sz w:val="18"/>
+          <w:highlight w:val="lightGray"/>
+        </w:rPr>
+        <w:t>on</w:t>
+      </w:r>
+      <w:r>
+        <w:rPr>
+          <w:rFonts w:ascii="Arial" w:eastAsia="Arial" w:hAnsi="Arial"/>
+          <w:sz w:val="18"/>
+          <w:highlight w:val="lightGray"/>
+        </w:rPr>
+        <w:t xml:space="preserve"> [8/16/2025]</w:t>
       </w:r>
     </w:p>
     <w:p>
@@ -654,7 +761,7 @@
           <w:ilvl w:val="0"/>
           <w:numId w:val="3"/>
         </w:numPr>
-        <w:spacing w:before="240"/>
+        <w:spacing w:before="240" w:after="0" w:line="276" w:lineRule="auto"/>
       </w:pPr>
       <w:r>
         <w:rPr>
@@ -682,6 +789,7 @@
           <w:ilvl w:val="0"/>
           <w:numId w:val="3"/>
         </w:numPr>
+        <w:spacing w:after="0" w:line="276" w:lineRule="auto"/>
       </w:pPr>
       <w:r>
         <w:rPr>
@@ -709,6 +817,7 @@
           <w:ilvl w:val="0"/>
           <w:numId w:val="3"/>
         </w:numPr>
+        <w:spacing w:after="0" w:line="276" w:lineRule="auto"/>
       </w:pPr>
       <w:r>
         <w:rPr>
@@ -742,7 +851,7 @@
           <w:ilvl w:val="0"/>
           <w:numId w:val="3"/>
         </w:numPr>
-        <w:spacing w:after="240"/>
+        <w:spacing w:after="240" w:line="276" w:lineRule="auto"/>
       </w:pPr>
       <w:r>
         <w:rPr>
@@ -769,7 +878,7 @@
     </w:p>
     <w:p>
       <w:r>
-        <w:pict w14:anchorId="06398732">
+        <w:pict w14:anchorId="783335AA">
           <v:rect id="_x0000_i1028" style="width:0;height:1.5pt" o:hralign="center" o:hrstd="t" o:hr="t" fillcolor="#a0a0a0" stroked="f"/>
         </w:pict>
       </w:r>
@@ -793,51 +902,77 @@
       </w:pPr>
       <w:r>
         <w:rPr>
-          <w:b/>
-          <w:shd w:val="clear" w:color="auto" w:fill="B7B7B7"/>
-        </w:rPr>
-        <w:t># Source</w:t>
-      </w:r>
-      <w:r>
-        <w:rPr>
-          <w:shd w:val="clear" w:color="auto" w:fill="B7B7B7"/>
-        </w:rPr>
-        <w:t xml:space="preserve">: </w:t>
-      </w:r>
-      <w:r>
-        <w:rPr>
-          <w:b/>
-          <w:shd w:val="clear" w:color="auto" w:fill="B7B7B7"/>
-        </w:rPr>
-        <w:t xml:space="preserve">Chatgpt </w:t>
-      </w:r>
-      <w:r>
-        <w:rPr>
-          <w:b/>
-          <w:sz w:val="14"/>
-          <w:szCs w:val="14"/>
-          <w:shd w:val="clear" w:color="auto" w:fill="B7B7B7"/>
-        </w:rPr>
-        <w:t>(GPT</w:t>
-      </w:r>
-      <w:r>
-        <w:rPr>
-          <w:rFonts w:ascii="Cambria Math" w:hAnsi="Cambria Math" w:cs="Cambria Math"/>
-          <w:b/>
-          <w:sz w:val="14"/>
-          <w:szCs w:val="14"/>
-          <w:shd w:val="clear" w:color="auto" w:fill="B7B7B7"/>
+          <w:rFonts w:ascii="Arial" w:eastAsia="Arial" w:hAnsi="Arial" w:cs="Arial"/>
+          <w:b/>
+          <w:color w:val="000000"/>
+          <w:sz w:val="18"/>
+          <w:highlight w:val="lightGray"/>
+        </w:rPr>
+        <w:t># Source: AI Source: Provided by: [Data Path</w:t>
+      </w:r>
+      <w:r>
+        <w:rPr>
+          <w:rFonts w:ascii="Arial" w:eastAsia="Arial" w:hAnsi="Arial" w:cs="Arial"/>
+          <w:color w:val="000000"/>
+          <w:sz w:val="18"/>
+          <w:highlight w:val="lightGray"/>
+        </w:rPr>
+        <w:t xml:space="preserve">: Persons Table -&gt; ID Column: 1, Name_En Column: Motasem Essam] -&gt; </w:t>
+      </w:r>
+      <w:r>
+        <w:rPr>
+          <w:rFonts w:ascii="Arial" w:eastAsia="Arial" w:hAnsi="Arial" w:cs="Arial"/>
+          <w:b/>
+          <w:color w:val="000000"/>
+          <w:sz w:val="18"/>
+          <w:highlight w:val="lightGray"/>
+        </w:rPr>
+        <w:t>From:</w:t>
+      </w:r>
+      <w:r>
+        <w:rPr>
+          <w:rFonts w:ascii="Arial" w:eastAsia="Arial" w:hAnsi="Arial" w:cs="Arial"/>
+          <w:color w:val="000000"/>
+          <w:sz w:val="18"/>
+          <w:highlight w:val="lightGray"/>
+        </w:rPr>
+        <w:t xml:space="preserve"> [Chatgpt (GPT</w:t>
+      </w:r>
+      <w:r>
+        <w:rPr>
+          <w:rFonts w:ascii="Arial" w:eastAsia="Arial" w:hAnsi="Arial" w:cs="Cambria Math"/>
+          <w:color w:val="000000"/>
+          <w:sz w:val="18"/>
+          <w:highlight w:val="lightGray"/>
         </w:rPr>
         <w:t>‑</w:t>
       </w:r>
       <w:r>
         <w:rPr>
-          <w:b/>
-          <w:sz w:val="14"/>
-          <w:szCs w:val="14"/>
-          <w:shd w:val="clear" w:color="auto" w:fill="B7B7B7"/>
-        </w:rPr>
-        <w:t>5 Mini) at [8/16/2025]</w:t>
+          <w:rFonts w:ascii="Arial" w:eastAsia="Arial" w:hAnsi="Arial" w:cs="Arial"/>
+          <w:color w:val="000000"/>
+          <w:sz w:val="18"/>
+          <w:highlight w:val="lightGray"/>
+        </w:rPr>
+        <w:t xml:space="preserve">5 Mini)] </w:t>
+      </w:r>
+      <w:r>
+        <w:rPr>
+          <w:rFonts w:ascii="Arial" w:eastAsia="Arial" w:hAnsi="Arial" w:cs="Arial"/>
+          <w:b/>
+          <w:color w:val="000000"/>
+          <w:sz w:val="18"/>
+          <w:highlight w:val="lightGray"/>
+        </w:rPr>
+        <w:t>on</w:t>
+      </w:r>
+      <w:r>
+        <w:rPr>
+          <w:rFonts w:ascii="Arial" w:eastAsia="Arial" w:hAnsi="Arial"/>
+          <w:sz w:val="18"/>
+          <w:highlight w:val="lightGray"/>
+        </w:rPr>
+        <w:t xml:space="preserve"> [8/16/2025]</w:t>
       </w:r>
     </w:p>
     <w:p>
@@ -846,7 +981,7 @@
           <w:ilvl w:val="0"/>
           <w:numId w:val="4"/>
         </w:numPr>
-        <w:spacing w:before="240"/>
+        <w:spacing w:before="240" w:after="0" w:line="276" w:lineRule="auto"/>
       </w:pPr>
       <w:r>
         <w:rPr>
@@ -874,6 +1009,7 @@
           <w:ilvl w:val="0"/>
           <w:numId w:val="4"/>
         </w:numPr>
+        <w:spacing w:after="0" w:line="276" w:lineRule="auto"/>
       </w:pPr>
       <w:r>
         <w:rPr>
@@ -901,7 +1037,7 @@
           <w:ilvl w:val="0"/>
           <w:numId w:val="4"/>
         </w:numPr>
-        <w:spacing w:after="240"/>
+        <w:spacing w:after="240" w:line="276" w:lineRule="auto"/>
       </w:pPr>
       <w:r>
         <w:rPr>
@@ -931,7 +1067,7 @@
     </w:p>
     <w:p>
       <w:r>
-        <w:pict w14:anchorId="68042F60">
+        <w:pict w14:anchorId="5F9EA874">
           <v:rect id="_x0000_i1029" style="width:0;height:1.5pt" o:hralign="center" o:hrstd="t" o:hr="t" fillcolor="#a0a0a0" stroked="f"/>
         </w:pict>
       </w:r>
@@ -946,7 +1082,6 @@
         <w:rPr>
           <w:rFonts w:ascii="Segoe UI Emoji" w:hAnsi="Segoe UI Emoji" w:cs="Segoe UI Emoji"/>
         </w:rPr>
-        <w:lastRenderedPageBreak/>
         <w:t>🔑</w:t>
       </w:r>
       <w:r>
@@ -959,51 +1094,77 @@
       </w:pPr>
       <w:r>
         <w:rPr>
-          <w:b/>
-          <w:shd w:val="clear" w:color="auto" w:fill="B7B7B7"/>
-        </w:rPr>
-        <w:t># Source</w:t>
-      </w:r>
-      <w:r>
-        <w:rPr>
-          <w:shd w:val="clear" w:color="auto" w:fill="B7B7B7"/>
-        </w:rPr>
-        <w:t xml:space="preserve">: </w:t>
-      </w:r>
-      <w:r>
-        <w:rPr>
-          <w:b/>
-          <w:shd w:val="clear" w:color="auto" w:fill="B7B7B7"/>
-        </w:rPr>
-        <w:t xml:space="preserve">Chatgpt </w:t>
-      </w:r>
-      <w:r>
-        <w:rPr>
-          <w:b/>
-          <w:sz w:val="14"/>
-          <w:szCs w:val="14"/>
-          <w:shd w:val="clear" w:color="auto" w:fill="B7B7B7"/>
-        </w:rPr>
-        <w:t>(GPT</w:t>
-      </w:r>
-      <w:r>
-        <w:rPr>
-          <w:rFonts w:ascii="Cambria Math" w:hAnsi="Cambria Math" w:cs="Cambria Math"/>
-          <w:b/>
-          <w:sz w:val="14"/>
-          <w:szCs w:val="14"/>
-          <w:shd w:val="clear" w:color="auto" w:fill="B7B7B7"/>
+          <w:rFonts w:ascii="Arial" w:eastAsia="Arial" w:hAnsi="Arial" w:cs="Arial"/>
+          <w:b/>
+          <w:color w:val="000000"/>
+          <w:sz w:val="18"/>
+          <w:highlight w:val="lightGray"/>
+        </w:rPr>
+        <w:t># Source: AI Source: Provided by: [Data Path</w:t>
+      </w:r>
+      <w:r>
+        <w:rPr>
+          <w:rFonts w:ascii="Arial" w:eastAsia="Arial" w:hAnsi="Arial" w:cs="Arial"/>
+          <w:color w:val="000000"/>
+          <w:sz w:val="18"/>
+          <w:highlight w:val="lightGray"/>
+        </w:rPr>
+        <w:t xml:space="preserve">: Persons Table -&gt; ID Column: 1, Name_En Column: Motasem Essam] -&gt; </w:t>
+      </w:r>
+      <w:r>
+        <w:rPr>
+          <w:rFonts w:ascii="Arial" w:eastAsia="Arial" w:hAnsi="Arial" w:cs="Arial"/>
+          <w:b/>
+          <w:color w:val="000000"/>
+          <w:sz w:val="18"/>
+          <w:highlight w:val="lightGray"/>
+        </w:rPr>
+        <w:t>From:</w:t>
+      </w:r>
+      <w:r>
+        <w:rPr>
+          <w:rFonts w:ascii="Arial" w:eastAsia="Arial" w:hAnsi="Arial" w:cs="Arial"/>
+          <w:color w:val="000000"/>
+          <w:sz w:val="18"/>
+          <w:highlight w:val="lightGray"/>
+        </w:rPr>
+        <w:t xml:space="preserve"> [Chatgpt (GPT</w:t>
+      </w:r>
+      <w:r>
+        <w:rPr>
+          <w:rFonts w:ascii="Arial" w:eastAsia="Arial" w:hAnsi="Arial" w:cs="Cambria Math"/>
+          <w:color w:val="000000"/>
+          <w:sz w:val="18"/>
+          <w:highlight w:val="lightGray"/>
         </w:rPr>
         <w:t>‑</w:t>
       </w:r>
       <w:r>
         <w:rPr>
-          <w:b/>
-          <w:sz w:val="14"/>
-          <w:szCs w:val="14"/>
-          <w:shd w:val="clear" w:color="auto" w:fill="B7B7B7"/>
-        </w:rPr>
-        <w:t>5 Mini) at [8/16/2025]</w:t>
+          <w:rFonts w:ascii="Arial" w:eastAsia="Arial" w:hAnsi="Arial" w:cs="Arial"/>
+          <w:color w:val="000000"/>
+          <w:sz w:val="18"/>
+          <w:highlight w:val="lightGray"/>
+        </w:rPr>
+        <w:t xml:space="preserve">5 Mini)] </w:t>
+      </w:r>
+      <w:r>
+        <w:rPr>
+          <w:rFonts w:ascii="Arial" w:eastAsia="Arial" w:hAnsi="Arial" w:cs="Arial"/>
+          <w:b/>
+          <w:color w:val="000000"/>
+          <w:sz w:val="18"/>
+          <w:highlight w:val="lightGray"/>
+        </w:rPr>
+        <w:t>on</w:t>
+      </w:r>
+      <w:r>
+        <w:rPr>
+          <w:rFonts w:ascii="Arial" w:eastAsia="Arial" w:hAnsi="Arial"/>
+          <w:sz w:val="18"/>
+          <w:highlight w:val="lightGray"/>
+        </w:rPr>
+        <w:t xml:space="preserve"> [8/16/2025]</w:t>
       </w:r>
     </w:p>
     <w:p>
@@ -1012,7 +1173,7 @@
           <w:ilvl w:val="0"/>
           <w:numId w:val="1"/>
         </w:numPr>
-        <w:spacing w:before="240"/>
+        <w:spacing w:before="240" w:after="0" w:line="276" w:lineRule="auto"/>
       </w:pPr>
       <w:r>
         <w:rPr>
@@ -1046,7 +1207,7 @@
           <w:ilvl w:val="0"/>
           <w:numId w:val="1"/>
         </w:numPr>
-        <w:spacing w:after="240"/>
+        <w:spacing w:after="240" w:line="276" w:lineRule="auto"/>
       </w:pPr>
       <w:r>
         <w:rPr>
@@ -1096,51 +1257,77 @@
       </w:pPr>
       <w:r>
         <w:rPr>
-          <w:b/>
-          <w:shd w:val="clear" w:color="auto" w:fill="B7B7B7"/>
-        </w:rPr>
-        <w:t># Source</w:t>
-      </w:r>
-      <w:r>
-        <w:rPr>
-          <w:shd w:val="clear" w:color="auto" w:fill="B7B7B7"/>
-        </w:rPr>
-        <w:t xml:space="preserve">: </w:t>
-      </w:r>
-      <w:r>
-        <w:rPr>
-          <w:b/>
-          <w:shd w:val="clear" w:color="auto" w:fill="B7B7B7"/>
-        </w:rPr>
-        <w:t xml:space="preserve">Chatgpt </w:t>
-      </w:r>
-      <w:r>
-        <w:rPr>
-          <w:b/>
-          <w:sz w:val="14"/>
-          <w:szCs w:val="14"/>
-          <w:shd w:val="clear" w:color="auto" w:fill="B7B7B7"/>
-        </w:rPr>
-        <w:t>(GPT</w:t>
-      </w:r>
-      <w:r>
-        <w:rPr>
-          <w:rFonts w:ascii="Cambria Math" w:hAnsi="Cambria Math" w:cs="Cambria Math"/>
-          <w:b/>
-          <w:sz w:val="14"/>
-          <w:szCs w:val="14"/>
-          <w:shd w:val="clear" w:color="auto" w:fill="B7B7B7"/>
+          <w:rFonts w:ascii="Arial" w:eastAsia="Arial" w:hAnsi="Arial" w:cs="Arial"/>
+          <w:b/>
+          <w:color w:val="000000"/>
+          <w:sz w:val="18"/>
+          <w:highlight w:val="lightGray"/>
+        </w:rPr>
+        <w:t># Source: AI Source: Provided by: [Data Path</w:t>
+      </w:r>
+      <w:r>
+        <w:rPr>
+          <w:rFonts w:ascii="Arial" w:eastAsia="Arial" w:hAnsi="Arial" w:cs="Arial"/>
+          <w:color w:val="000000"/>
+          <w:sz w:val="18"/>
+          <w:highlight w:val="lightGray"/>
+        </w:rPr>
+        <w:t xml:space="preserve">: Persons Table -&gt; ID Column: 1, Name_En Column: Motasem Essam] -&gt; </w:t>
+      </w:r>
+      <w:r>
+        <w:rPr>
+          <w:rFonts w:ascii="Arial" w:eastAsia="Arial" w:hAnsi="Arial" w:cs="Arial"/>
+          <w:b/>
+          <w:color w:val="000000"/>
+          <w:sz w:val="18"/>
+          <w:highlight w:val="lightGray"/>
+        </w:rPr>
+        <w:t>From:</w:t>
+      </w:r>
+      <w:r>
+        <w:rPr>
+          <w:rFonts w:ascii="Arial" w:eastAsia="Arial" w:hAnsi="Arial" w:cs="Arial"/>
+          <w:color w:val="000000"/>
+          <w:sz w:val="18"/>
+          <w:highlight w:val="lightGray"/>
+        </w:rPr>
+        <w:t xml:space="preserve"> [Chatgpt (GPT</w:t>
+      </w:r>
+      <w:r>
+        <w:rPr>
+          <w:rFonts w:ascii="Arial" w:eastAsia="Arial" w:hAnsi="Arial" w:cs="Cambria Math"/>
+          <w:color w:val="000000"/>
+          <w:sz w:val="18"/>
+          <w:highlight w:val="lightGray"/>
         </w:rPr>
         <w:t>‑</w:t>
       </w:r>
       <w:r>
         <w:rPr>
-          <w:b/>
-          <w:sz w:val="14"/>
-          <w:szCs w:val="14"/>
-          <w:shd w:val="clear" w:color="auto" w:fill="B7B7B7"/>
-        </w:rPr>
-        <w:t>5 Mini) at [9/13/2025]</w:t>
+          <w:rFonts w:ascii="Arial" w:eastAsia="Arial" w:hAnsi="Arial" w:cs="Arial"/>
+          <w:color w:val="000000"/>
+          <w:sz w:val="18"/>
+          <w:highlight w:val="lightGray"/>
+        </w:rPr>
+        <w:t xml:space="preserve">5 Mini)] </w:t>
+      </w:r>
+      <w:r>
+        <w:rPr>
+          <w:rFonts w:ascii="Arial" w:eastAsia="Arial" w:hAnsi="Arial" w:cs="Arial"/>
+          <w:b/>
+          <w:color w:val="000000"/>
+          <w:sz w:val="18"/>
+          <w:highlight w:val="lightGray"/>
+        </w:rPr>
+        <w:t>on</w:t>
+      </w:r>
+      <w:r>
+        <w:rPr>
+          <w:rFonts w:ascii="Arial" w:eastAsia="Arial" w:hAnsi="Arial"/>
+          <w:sz w:val="18"/>
+          <w:highlight w:val="lightGray"/>
+        </w:rPr>
+        <w:t xml:space="preserve"> [9/13/2025]</w:t>
       </w:r>
     </w:p>
     <w:p>
@@ -1150,7 +1337,6 @@
           <w:rFonts w:ascii="Roboto Mono" w:hAnsi="Roboto Mono"/>
           <w:b/>
           <w:bCs/>
-          <w:lang w:val="en-US"/>
         </w:rPr>
       </w:pPr>
       <w:r>
@@ -1158,7 +1344,6 @@
           <w:rFonts w:ascii="Segoe UI Emoji" w:hAnsi="Segoe UI Emoji" w:cs="Segoe UI Emoji"/>
           <w:b/>
           <w:bCs/>
-          <w:lang w:val="en-US"/>
         </w:rPr>
         <w:t>🔹</w:t>
       </w:r>
@@ -1167,7 +1352,6 @@
           <w:rFonts w:ascii="Roboto Mono" w:hAnsi="Roboto Mono"/>
           <w:b/>
           <w:bCs/>
-          <w:lang w:val="en-US"/>
         </w:rPr>
         <w:t xml:space="preserve"> Session-Based Exploratory Testing (SBET)</w:t>
       </w:r>
@@ -1177,13 +1361,11 @@
         <w:spacing w:after="240"/>
         <w:rPr>
           <w:rFonts w:ascii="Roboto Mono" w:hAnsi="Roboto Mono"/>
-          <w:lang w:val="en-US"/>
-        </w:rPr>
-      </w:pPr>
-      <w:r>
-        <w:rPr>
-          <w:rFonts w:ascii="Roboto Mono" w:hAnsi="Roboto Mono"/>
-          <w:lang w:val="en-US"/>
+        </w:rPr>
+      </w:pPr>
+      <w:r>
+        <w:rPr>
+          <w:rFonts w:ascii="Roboto Mono" w:hAnsi="Roboto Mono"/>
         </w:rPr>
         <w:t xml:space="preserve">SBET is a </w:t>
       </w:r>
@@ -1192,14 +1374,12 @@
           <w:rFonts w:ascii="Roboto Mono" w:hAnsi="Roboto Mono"/>
           <w:b/>
           <w:bCs/>
-          <w:lang w:val="en-US"/>
         </w:rPr>
         <w:t>structured approach</w:t>
       </w:r>
       <w:r>
         <w:rPr>
           <w:rFonts w:ascii="Roboto Mono" w:hAnsi="Roboto Mono"/>
-          <w:lang w:val="en-US"/>
         </w:rPr>
         <w:t xml:space="preserve"> to exploratory testing.</w:t>
       </w:r>
@@ -1210,16 +1390,14 @@
           <w:ilvl w:val="0"/>
           <w:numId w:val="6"/>
         </w:numPr>
-        <w:spacing w:after="240"/>
-        <w:rPr>
-          <w:rFonts w:ascii="Roboto Mono" w:hAnsi="Roboto Mono"/>
-          <w:lang w:val="en-US"/>
-        </w:rPr>
-      </w:pPr>
-      <w:r>
-        <w:rPr>
-          <w:rFonts w:ascii="Roboto Mono" w:hAnsi="Roboto Mono"/>
-          <w:lang w:val="en-US"/>
+        <w:spacing w:after="240" w:line="276" w:lineRule="auto"/>
+        <w:rPr>
+          <w:rFonts w:ascii="Roboto Mono" w:hAnsi="Roboto Mono"/>
+        </w:rPr>
+      </w:pPr>
+      <w:r>
+        <w:rPr>
+          <w:rFonts w:ascii="Roboto Mono" w:hAnsi="Roboto Mono"/>
         </w:rPr>
         <w:t xml:space="preserve">It was introduced by Jonathan Bach and James Bach to make exploratory testing more </w:t>
       </w:r>
@@ -1228,14 +1406,12 @@
           <w:rFonts w:ascii="Roboto Mono" w:hAnsi="Roboto Mono"/>
           <w:b/>
           <w:bCs/>
-          <w:lang w:val="en-US"/>
         </w:rPr>
         <w:t>measurable and manageable</w:t>
       </w:r>
       <w:r>
         <w:rPr>
           <w:rFonts w:ascii="Roboto Mono" w:hAnsi="Roboto Mono"/>
-          <w:lang w:val="en-US"/>
         </w:rPr>
         <w:t>.</w:t>
       </w:r>
@@ -1246,66 +1422,58 @@
           <w:ilvl w:val="0"/>
           <w:numId w:val="6"/>
         </w:numPr>
+        <w:spacing w:after="240" w:line="276" w:lineRule="auto"/>
+        <w:rPr>
+          <w:rFonts w:ascii="Roboto Mono" w:hAnsi="Roboto Mono"/>
+        </w:rPr>
+      </w:pPr>
+      <w:r>
+        <w:rPr>
+          <w:rFonts w:ascii="Roboto Mono" w:hAnsi="Roboto Mono"/>
+        </w:rPr>
+        <w:t xml:space="preserve">The key idea: exploratory testing is divided into </w:t>
+      </w:r>
+      <w:r>
+        <w:rPr>
+          <w:rFonts w:ascii="Roboto Mono" w:hAnsi="Roboto Mono"/>
+          <w:b/>
+          <w:bCs/>
+        </w:rPr>
+        <w:t>time-boxed sessions</w:t>
+      </w:r>
+      <w:r>
+        <w:rPr>
+          <w:rFonts w:ascii="Roboto Mono" w:hAnsi="Roboto Mono"/>
+        </w:rPr>
+        <w:t xml:space="preserve">, each with a specific </w:t>
+      </w:r>
+      <w:r>
+        <w:rPr>
+          <w:rFonts w:ascii="Roboto Mono" w:hAnsi="Roboto Mono"/>
+          <w:b/>
+          <w:bCs/>
+        </w:rPr>
+        <w:t>charter</w:t>
+      </w:r>
+      <w:r>
+        <w:rPr>
+          <w:rFonts w:ascii="Roboto Mono" w:hAnsi="Roboto Mono"/>
+        </w:rPr>
+        <w:t xml:space="preserve"> (goal or focus).</w:t>
+      </w:r>
+    </w:p>
+    <w:p>
+      <w:pPr>
         <w:spacing w:after="240"/>
         <w:rPr>
           <w:rFonts w:ascii="Roboto Mono" w:hAnsi="Roboto Mono"/>
-          <w:lang w:val="en-US"/>
-        </w:rPr>
-      </w:pPr>
-      <w:r>
-        <w:rPr>
-          <w:rFonts w:ascii="Roboto Mono" w:hAnsi="Roboto Mono"/>
-          <w:lang w:val="en-US"/>
-        </w:rPr>
-        <w:t xml:space="preserve">The key idea: exploratory testing is divided into </w:t>
-      </w:r>
-      <w:r>
-        <w:rPr>
-          <w:rFonts w:ascii="Roboto Mono" w:hAnsi="Roboto Mono"/>
-          <w:b/>
-          <w:bCs/>
-          <w:lang w:val="en-US"/>
-        </w:rPr>
-        <w:t>time-boxed sessions</w:t>
-      </w:r>
-      <w:r>
-        <w:rPr>
-          <w:rFonts w:ascii="Roboto Mono" w:hAnsi="Roboto Mono"/>
-          <w:lang w:val="en-US"/>
-        </w:rPr>
-        <w:t xml:space="preserve">, each with a specific </w:t>
-      </w:r>
-      <w:r>
-        <w:rPr>
-          <w:rFonts w:ascii="Roboto Mono" w:hAnsi="Roboto Mono"/>
-          <w:b/>
-          <w:bCs/>
-          <w:lang w:val="en-US"/>
-        </w:rPr>
-        <w:t>charter</w:t>
-      </w:r>
-      <w:r>
-        <w:rPr>
-          <w:rFonts w:ascii="Roboto Mono" w:hAnsi="Roboto Mono"/>
-          <w:lang w:val="en-US"/>
-        </w:rPr>
-        <w:t xml:space="preserve"> (goal or focus).</w:t>
-      </w:r>
-    </w:p>
-    <w:p>
-      <w:pPr>
-        <w:spacing w:after="240"/>
-        <w:rPr>
-          <w:rFonts w:ascii="Roboto Mono" w:hAnsi="Roboto Mono"/>
-          <w:lang w:val="en-US"/>
-        </w:rPr>
-      </w:pPr>
-      <w:r>
-        <w:rPr>
-          <w:rFonts w:ascii="Roboto Mono" w:hAnsi="Roboto Mono"/>
-          <w:lang w:val="en-US"/>
-        </w:rPr>
-        <w:pict w14:anchorId="039A6825">
+        </w:rPr>
+      </w:pPr>
+      <w:r>
+        <w:rPr>
+          <w:rFonts w:ascii="Roboto Mono" w:hAnsi="Roboto Mono"/>
+        </w:rPr>
+        <w:pict w14:anchorId="64B140FB">
           <v:rect id="_x0000_i1030" style="width:0;height:1.5pt" o:hralign="center" o:hrstd="t" o:hr="t" fillcolor="#a0a0a0" stroked="f"/>
         </w:pict>
       </w:r>
@@ -1313,21 +1481,14 @@
     <w:p>
       <w:pPr>
         <w:pStyle w:val="Heading3"/>
-        <w:rPr>
-          <w:lang w:val="en-US"/>
-        </w:rPr>
       </w:pPr>
       <w:r>
         <w:rPr>
           <w:rFonts w:ascii="Segoe UI Emoji" w:hAnsi="Segoe UI Emoji" w:cs="Segoe UI Emoji"/>
-          <w:lang w:val="en-US"/>
         </w:rPr>
         <w:t>🔹</w:t>
       </w:r>
       <w:r>
-        <w:rPr>
-          <w:lang w:val="en-US"/>
-        </w:rPr>
         <w:t xml:space="preserve"> Key Elements of SBET</w:t>
       </w:r>
     </w:p>
@@ -1337,51 +1498,77 @@
       </w:pPr>
       <w:r>
         <w:rPr>
-          <w:b/>
-          <w:shd w:val="clear" w:color="auto" w:fill="B7B7B7"/>
-        </w:rPr>
-        <w:t># Source</w:t>
-      </w:r>
-      <w:r>
-        <w:rPr>
-          <w:shd w:val="clear" w:color="auto" w:fill="B7B7B7"/>
-        </w:rPr>
-        <w:t xml:space="preserve">: </w:t>
-      </w:r>
-      <w:r>
-        <w:rPr>
-          <w:b/>
-          <w:shd w:val="clear" w:color="auto" w:fill="B7B7B7"/>
-        </w:rPr>
-        <w:t xml:space="preserve">Chatgpt </w:t>
-      </w:r>
-      <w:r>
-        <w:rPr>
-          <w:b/>
-          <w:sz w:val="14"/>
-          <w:szCs w:val="14"/>
-          <w:shd w:val="clear" w:color="auto" w:fill="B7B7B7"/>
-        </w:rPr>
-        <w:t>(GPT</w:t>
-      </w:r>
-      <w:r>
-        <w:rPr>
-          <w:rFonts w:ascii="Cambria Math" w:hAnsi="Cambria Math" w:cs="Cambria Math"/>
-          <w:b/>
-          <w:sz w:val="14"/>
-          <w:szCs w:val="14"/>
-          <w:shd w:val="clear" w:color="auto" w:fill="B7B7B7"/>
+          <w:rFonts w:ascii="Arial" w:eastAsia="Arial" w:hAnsi="Arial" w:cs="Arial"/>
+          <w:b/>
+          <w:color w:val="000000"/>
+          <w:sz w:val="18"/>
+          <w:highlight w:val="lightGray"/>
+        </w:rPr>
+        <w:t># Source: AI Source: Provided by: [Data Path</w:t>
+      </w:r>
+      <w:r>
+        <w:rPr>
+          <w:rFonts w:ascii="Arial" w:eastAsia="Arial" w:hAnsi="Arial" w:cs="Arial"/>
+          <w:color w:val="000000"/>
+          <w:sz w:val="18"/>
+          <w:highlight w:val="lightGray"/>
+        </w:rPr>
+        <w:t xml:space="preserve">: Persons Table -&gt; ID Column: 1, Name_En Column: Motasem Essam] -&gt; </w:t>
+      </w:r>
+      <w:r>
+        <w:rPr>
+          <w:rFonts w:ascii="Arial" w:eastAsia="Arial" w:hAnsi="Arial" w:cs="Arial"/>
+          <w:b/>
+          <w:color w:val="000000"/>
+          <w:sz w:val="18"/>
+          <w:highlight w:val="lightGray"/>
+        </w:rPr>
+        <w:t>From:</w:t>
+      </w:r>
+      <w:r>
+        <w:rPr>
+          <w:rFonts w:ascii="Arial" w:eastAsia="Arial" w:hAnsi="Arial" w:cs="Arial"/>
+          <w:color w:val="000000"/>
+          <w:sz w:val="18"/>
+          <w:highlight w:val="lightGray"/>
+        </w:rPr>
+        <w:t xml:space="preserve"> [Chatgpt (GPT</w:t>
+      </w:r>
+      <w:r>
+        <w:rPr>
+          <w:rFonts w:ascii="Arial" w:eastAsia="Arial" w:hAnsi="Arial" w:cs="Cambria Math"/>
+          <w:color w:val="000000"/>
+          <w:sz w:val="18"/>
+          <w:highlight w:val="lightGray"/>
         </w:rPr>
         <w:t>‑</w:t>
       </w:r>
       <w:r>
         <w:rPr>
-          <w:b/>
-          <w:sz w:val="14"/>
-          <w:szCs w:val="14"/>
-          <w:shd w:val="clear" w:color="auto" w:fill="B7B7B7"/>
-        </w:rPr>
-        <w:t>5 Mini) at [9/13/2025]</w:t>
+          <w:rFonts w:ascii="Arial" w:eastAsia="Arial" w:hAnsi="Arial" w:cs="Arial"/>
+          <w:color w:val="000000"/>
+          <w:sz w:val="18"/>
+          <w:highlight w:val="lightGray"/>
+        </w:rPr>
+        <w:t xml:space="preserve">5 Mini)] </w:t>
+      </w:r>
+      <w:r>
+        <w:rPr>
+          <w:rFonts w:ascii="Arial" w:eastAsia="Arial" w:hAnsi="Arial" w:cs="Arial"/>
+          <w:b/>
+          <w:color w:val="000000"/>
+          <w:sz w:val="18"/>
+          <w:highlight w:val="lightGray"/>
+        </w:rPr>
+        <w:t>on</w:t>
+      </w:r>
+      <w:r>
+        <w:rPr>
+          <w:rFonts w:ascii="Arial" w:eastAsia="Arial" w:hAnsi="Arial"/>
+          <w:sz w:val="18"/>
+          <w:highlight w:val="lightGray"/>
+        </w:rPr>
+        <w:t xml:space="preserve"> [9/13/2025]</w:t>
       </w:r>
     </w:p>
     <w:p>
@@ -1390,32 +1577,28 @@
           <w:ilvl w:val="0"/>
           <w:numId w:val="7"/>
         </w:numPr>
-        <w:spacing w:after="240"/>
-        <w:rPr>
-          <w:rFonts w:ascii="Roboto Mono" w:hAnsi="Roboto Mono"/>
-          <w:lang w:val="en-US"/>
-        </w:rPr>
-      </w:pPr>
-      <w:r>
-        <w:rPr>
-          <w:rFonts w:ascii="Roboto Mono" w:hAnsi="Roboto Mono"/>
-          <w:b/>
-          <w:bCs/>
-          <w:lang w:val="en-US"/>
+        <w:spacing w:after="240" w:line="276" w:lineRule="auto"/>
+        <w:rPr>
+          <w:rFonts w:ascii="Roboto Mono" w:hAnsi="Roboto Mono"/>
+        </w:rPr>
+      </w:pPr>
+      <w:r>
+        <w:rPr>
+          <w:rFonts w:ascii="Roboto Mono" w:hAnsi="Roboto Mono"/>
+          <w:b/>
+          <w:bCs/>
         </w:rPr>
         <w:t>Time-boxed sessions</w:t>
       </w:r>
       <w:r>
         <w:rPr>
           <w:rFonts w:ascii="Roboto Mono" w:hAnsi="Roboto Mono"/>
-          <w:lang w:val="en-US"/>
         </w:rPr>
         <w:t xml:space="preserve"> </w:t>
       </w:r>
       <w:r>
         <w:rPr>
           <w:rFonts w:ascii="Segoe UI Emoji" w:hAnsi="Segoe UI Emoji" w:cs="Segoe UI Emoji"/>
-          <w:lang w:val="en-US"/>
         </w:rPr>
         <w:t>⏱️</w:t>
       </w:r>
@@ -1426,16 +1609,14 @@
           <w:ilvl w:val="1"/>
           <w:numId w:val="7"/>
         </w:numPr>
-        <w:spacing w:after="240"/>
-        <w:rPr>
-          <w:rFonts w:ascii="Roboto Mono" w:hAnsi="Roboto Mono"/>
-          <w:lang w:val="en-US"/>
-        </w:rPr>
-      </w:pPr>
-      <w:r>
-        <w:rPr>
-          <w:rFonts w:ascii="Roboto Mono" w:hAnsi="Roboto Mono"/>
-          <w:lang w:val="en-US"/>
+        <w:spacing w:after="240" w:line="276" w:lineRule="auto"/>
+        <w:rPr>
+          <w:rFonts w:ascii="Roboto Mono" w:hAnsi="Roboto Mono"/>
+        </w:rPr>
+      </w:pPr>
+      <w:r>
+        <w:rPr>
+          <w:rFonts w:ascii="Roboto Mono" w:hAnsi="Roboto Mono"/>
         </w:rPr>
         <w:t>Typically 60–120 minutes.</w:t>
       </w:r>
@@ -1446,16 +1627,14 @@
           <w:ilvl w:val="1"/>
           <w:numId w:val="7"/>
         </w:numPr>
-        <w:spacing w:after="240"/>
-        <w:rPr>
-          <w:rFonts w:ascii="Roboto Mono" w:hAnsi="Roboto Mono"/>
-          <w:lang w:val="en-US"/>
-        </w:rPr>
-      </w:pPr>
-      <w:r>
-        <w:rPr>
-          <w:rFonts w:ascii="Roboto Mono" w:hAnsi="Roboto Mono"/>
-          <w:lang w:val="en-US"/>
+        <w:spacing w:after="240" w:line="276" w:lineRule="auto"/>
+        <w:rPr>
+          <w:rFonts w:ascii="Roboto Mono" w:hAnsi="Roboto Mono"/>
+        </w:rPr>
+      </w:pPr>
+      <w:r>
+        <w:rPr>
+          <w:rFonts w:ascii="Roboto Mono" w:hAnsi="Roboto Mono"/>
         </w:rPr>
         <w:t>Testers focus without distractions.</w:t>
       </w:r>
@@ -1466,13 +1645,11 @@
         <w:ind w:left="1440"/>
         <w:rPr>
           <w:rFonts w:ascii="Roboto Mono" w:hAnsi="Roboto Mono"/>
-          <w:lang w:val="en-US"/>
-        </w:rPr>
-      </w:pPr>
-      <w:r>
-        <w:rPr>
-          <w:rFonts w:ascii="Roboto Mono" w:hAnsi="Roboto Mono"/>
-          <w:lang w:val="en-US"/>
+        </w:rPr>
+      </w:pPr>
+      <w:r>
+        <w:rPr>
+          <w:rFonts w:ascii="Roboto Mono" w:hAnsi="Roboto Mono"/>
         </w:rPr>
         <w:t xml:space="preserve">A </w:t>
       </w:r>
@@ -1481,14 +1658,12 @@
           <w:rFonts w:ascii="Roboto Mono" w:hAnsi="Roboto Mono"/>
           <w:b/>
           <w:bCs/>
-          <w:lang w:val="en-US"/>
         </w:rPr>
         <w:t>time-boxed session</w:t>
       </w:r>
       <w:r>
         <w:rPr>
           <w:rFonts w:ascii="Roboto Mono" w:hAnsi="Roboto Mono"/>
-          <w:lang w:val="en-US"/>
         </w:rPr>
         <w:t xml:space="preserve"> means the work is done within a </w:t>
       </w:r>
@@ -1497,14 +1672,12 @@
           <w:rFonts w:ascii="Roboto Mono" w:hAnsi="Roboto Mono"/>
           <w:b/>
           <w:bCs/>
-          <w:lang w:val="en-US"/>
         </w:rPr>
         <w:t>fixed, limited period of time</w:t>
       </w:r>
       <w:r>
         <w:rPr>
           <w:rFonts w:ascii="Roboto Mono" w:hAnsi="Roboto Mono"/>
-          <w:lang w:val="en-US"/>
         </w:rPr>
         <w:t>, after which the session ends—no matter what.</w:t>
       </w:r>
@@ -1515,13 +1688,11 @@
         <w:ind w:left="1440"/>
         <w:rPr>
           <w:rFonts w:ascii="Roboto Mono" w:hAnsi="Roboto Mono"/>
-          <w:lang w:val="en-US"/>
-        </w:rPr>
-      </w:pPr>
-      <w:r>
-        <w:rPr>
-          <w:rFonts w:ascii="Roboto Mono" w:hAnsi="Roboto Mono"/>
-          <w:lang w:val="en-US"/>
+        </w:rPr>
+      </w:pPr>
+      <w:r>
+        <w:rPr>
+          <w:rFonts w:ascii="Roboto Mono" w:hAnsi="Roboto Mono"/>
         </w:rPr>
         <w:t xml:space="preserve">In the context of </w:t>
       </w:r>
@@ -1530,7 +1701,6 @@
           <w:rFonts w:ascii="Roboto Mono" w:hAnsi="Roboto Mono"/>
           <w:b/>
           <w:bCs/>
-          <w:lang w:val="en-US"/>
         </w:rPr>
         <w:t>Session-Based Exploratory Testing (SBET):</w:t>
       </w:r>
@@ -1544,18 +1714,15 @@
         <w:tabs>
           <w:tab w:val="num" w:pos="720"/>
         </w:tabs>
-        <w:spacing w:after="240"/>
-        <w:rPr>
-          <w:rFonts w:ascii="Roboto Mono" w:hAnsi="Roboto Mono"/>
-          <w:lang w:val="en-US"/>
-        </w:rPr>
-      </w:pPr>
-      <w:r>
-        <w:rPr>
-          <w:rFonts w:ascii="Roboto Mono" w:hAnsi="Roboto Mono"/>
-          <w:lang w:val="en-US"/>
-        </w:rPr>
-        <w:lastRenderedPageBreak/>
+        <w:spacing w:after="240" w:line="276" w:lineRule="auto"/>
+        <w:rPr>
+          <w:rFonts w:ascii="Roboto Mono" w:hAnsi="Roboto Mono"/>
+        </w:rPr>
+      </w:pPr>
+      <w:r>
+        <w:rPr>
+          <w:rFonts w:ascii="Roboto Mono" w:hAnsi="Roboto Mono"/>
+        </w:rPr>
         <w:t xml:space="preserve">A session is usually </w:t>
       </w:r>
       <w:r>
@@ -1563,14 +1730,12 @@
           <w:rFonts w:ascii="Roboto Mono" w:hAnsi="Roboto Mono"/>
           <w:b/>
           <w:bCs/>
-          <w:lang w:val="en-US"/>
         </w:rPr>
         <w:t>60–120 minutes long</w:t>
       </w:r>
       <w:r>
         <w:rPr>
           <w:rFonts w:ascii="Roboto Mono" w:hAnsi="Roboto Mono"/>
-          <w:lang w:val="en-US"/>
         </w:rPr>
         <w:t xml:space="preserve"> (though teams can choose their own length).</w:t>
       </w:r>
@@ -1584,16 +1749,14 @@
         <w:tabs>
           <w:tab w:val="num" w:pos="720"/>
         </w:tabs>
-        <w:spacing w:after="240"/>
-        <w:rPr>
-          <w:rFonts w:ascii="Roboto Mono" w:hAnsi="Roboto Mono"/>
-          <w:lang w:val="en-US"/>
-        </w:rPr>
-      </w:pPr>
-      <w:r>
-        <w:rPr>
-          <w:rFonts w:ascii="Roboto Mono" w:hAnsi="Roboto Mono"/>
-          <w:lang w:val="en-US"/>
+        <w:spacing w:after="240" w:line="276" w:lineRule="auto"/>
+        <w:rPr>
+          <w:rFonts w:ascii="Roboto Mono" w:hAnsi="Roboto Mono"/>
+        </w:rPr>
+      </w:pPr>
+      <w:r>
+        <w:rPr>
+          <w:rFonts w:ascii="Roboto Mono" w:hAnsi="Roboto Mono"/>
         </w:rPr>
         <w:t xml:space="preserve">During that time, the tester focuses only on the </w:t>
       </w:r>
@@ -1602,14 +1765,12 @@
           <w:rFonts w:ascii="Roboto Mono" w:hAnsi="Roboto Mono"/>
           <w:b/>
           <w:bCs/>
-          <w:lang w:val="en-US"/>
         </w:rPr>
         <w:t>specific test charter</w:t>
       </w:r>
       <w:r>
         <w:rPr>
           <w:rFonts w:ascii="Roboto Mono" w:hAnsi="Roboto Mono"/>
-          <w:lang w:val="en-US"/>
         </w:rPr>
         <w:t xml:space="preserve"> (mission or goal).</w:t>
       </w:r>
@@ -1623,16 +1784,14 @@
         <w:tabs>
           <w:tab w:val="num" w:pos="720"/>
         </w:tabs>
-        <w:spacing w:after="240"/>
-        <w:rPr>
-          <w:rFonts w:ascii="Roboto Mono" w:hAnsi="Roboto Mono"/>
-          <w:lang w:val="en-US"/>
-        </w:rPr>
-      </w:pPr>
-      <w:r>
-        <w:rPr>
-          <w:rFonts w:ascii="Roboto Mono" w:hAnsi="Roboto Mono"/>
-          <w:lang w:val="en-US"/>
+        <w:spacing w:after="240" w:line="276" w:lineRule="auto"/>
+        <w:rPr>
+          <w:rFonts w:ascii="Roboto Mono" w:hAnsi="Roboto Mono"/>
+        </w:rPr>
+      </w:pPr>
+      <w:r>
+        <w:rPr>
+          <w:rFonts w:ascii="Roboto Mono" w:hAnsi="Roboto Mono"/>
         </w:rPr>
         <w:t>At the end of the time-box, the tester stops—even if not everything was covered—and documents results.</w:t>
       </w:r>
@@ -1646,16 +1805,14 @@
         <w:tabs>
           <w:tab w:val="num" w:pos="720"/>
         </w:tabs>
-        <w:spacing w:after="240"/>
-        <w:rPr>
-          <w:rFonts w:ascii="Roboto Mono" w:hAnsi="Roboto Mono"/>
-          <w:lang w:val="en-US"/>
-        </w:rPr>
-      </w:pPr>
-      <w:r>
-        <w:rPr>
-          <w:rFonts w:ascii="Roboto Mono" w:hAnsi="Roboto Mono"/>
-          <w:lang w:val="en-US"/>
+        <w:spacing w:after="240" w:line="276" w:lineRule="auto"/>
+        <w:rPr>
+          <w:rFonts w:ascii="Roboto Mono" w:hAnsi="Roboto Mono"/>
+        </w:rPr>
+      </w:pPr>
+      <w:r>
+        <w:rPr>
+          <w:rFonts w:ascii="Roboto Mono" w:hAnsi="Roboto Mono"/>
         </w:rPr>
         <w:t xml:space="preserve">A </w:t>
       </w:r>
@@ -1664,14 +1821,12 @@
           <w:rFonts w:ascii="Roboto Mono" w:hAnsi="Roboto Mono"/>
           <w:b/>
           <w:bCs/>
-          <w:lang w:val="en-US"/>
         </w:rPr>
         <w:t>debriefing</w:t>
       </w:r>
       <w:r>
         <w:rPr>
           <w:rFonts w:ascii="Roboto Mono" w:hAnsi="Roboto Mono"/>
-          <w:lang w:val="en-US"/>
         </w:rPr>
         <w:t xml:space="preserve"> usually follows, where findings, coverage, and obstacles are discussed.</w:t>
       </w:r>
@@ -1684,7 +1839,6 @@
           <w:rFonts w:ascii="Roboto Mono" w:hAnsi="Roboto Mono"/>
           <w:b/>
           <w:bCs/>
-          <w:lang w:val="en-US"/>
         </w:rPr>
       </w:pPr>
       <w:r>
@@ -1692,7 +1846,6 @@
           <w:rFonts w:ascii="Segoe UI Emoji" w:hAnsi="Segoe UI Emoji" w:cs="Segoe UI Emoji"/>
           <w:b/>
           <w:bCs/>
-          <w:lang w:val="en-US"/>
         </w:rPr>
         <w:t>🎯</w:t>
       </w:r>
@@ -1701,7 +1854,6 @@
           <w:rFonts w:ascii="Roboto Mono" w:hAnsi="Roboto Mono"/>
           <w:b/>
           <w:bCs/>
-          <w:lang w:val="en-US"/>
         </w:rPr>
         <w:t xml:space="preserve"> Why time-boxing is important:</w:t>
       </w:r>
@@ -1716,39 +1868,32 @@
           <w:tab w:val="clear" w:pos="720"/>
           <w:tab w:val="num" w:pos="1440"/>
         </w:tabs>
-        <w:spacing w:after="240"/>
+        <w:spacing w:after="240" w:line="276" w:lineRule="auto"/>
         <w:ind w:left="1440"/>
         <w:rPr>
           <w:rFonts w:ascii="Roboto Mono" w:hAnsi="Roboto Mono"/>
-          <w:lang w:val="en-US"/>
-        </w:rPr>
-      </w:pPr>
-      <w:r>
-        <w:rPr>
-          <w:rFonts w:ascii="Roboto Mono" w:hAnsi="Roboto Mono"/>
-          <w:b/>
-          <w:bCs/>
-          <w:lang w:val="en-US"/>
+        </w:rPr>
+      </w:pPr>
+      <w:r>
+        <w:rPr>
+          <w:rFonts w:ascii="Roboto Mono" w:hAnsi="Roboto Mono"/>
+          <w:b/>
+          <w:bCs/>
         </w:rPr>
         <w:t>Focus</w:t>
       </w:r>
       <w:r>
         <w:rPr>
           <w:rFonts w:ascii="Roboto Mono" w:hAnsi="Roboto Mono"/>
-          <w:lang w:val="en-US"/>
         </w:rPr>
         <w:t xml:space="preserve"> </w:t>
       </w:r>
       <w:r>
-        <w:rPr>
-          <w:lang w:val="en-US"/>
-        </w:rPr>
         <w:t>→</w:t>
       </w:r>
       <w:r>
         <w:rPr>
           <w:rFonts w:ascii="Roboto Mono" w:hAnsi="Roboto Mono"/>
-          <w:lang w:val="en-US"/>
         </w:rPr>
         <w:t xml:space="preserve"> Forces the tester to concentrate without distractions.</w:t>
       </w:r>
@@ -1763,39 +1908,32 @@
           <w:tab w:val="clear" w:pos="720"/>
           <w:tab w:val="num" w:pos="1440"/>
         </w:tabs>
-        <w:spacing w:after="240"/>
+        <w:spacing w:after="240" w:line="276" w:lineRule="auto"/>
         <w:ind w:left="1440"/>
         <w:rPr>
           <w:rFonts w:ascii="Roboto Mono" w:hAnsi="Roboto Mono"/>
-          <w:lang w:val="en-US"/>
-        </w:rPr>
-      </w:pPr>
-      <w:r>
-        <w:rPr>
-          <w:rFonts w:ascii="Roboto Mono" w:hAnsi="Roboto Mono"/>
-          <w:b/>
-          <w:bCs/>
-          <w:lang w:val="en-US"/>
+        </w:rPr>
+      </w:pPr>
+      <w:r>
+        <w:rPr>
+          <w:rFonts w:ascii="Roboto Mono" w:hAnsi="Roboto Mono"/>
+          <w:b/>
+          <w:bCs/>
         </w:rPr>
         <w:t>Efficiency</w:t>
       </w:r>
       <w:r>
         <w:rPr>
           <w:rFonts w:ascii="Roboto Mono" w:hAnsi="Roboto Mono"/>
-          <w:lang w:val="en-US"/>
         </w:rPr>
         <w:t xml:space="preserve"> </w:t>
       </w:r>
       <w:r>
-        <w:rPr>
-          <w:lang w:val="en-US"/>
-        </w:rPr>
         <w:t>→</w:t>
       </w:r>
       <w:r>
         <w:rPr>
           <w:rFonts w:ascii="Roboto Mono" w:hAnsi="Roboto Mono"/>
-          <w:lang w:val="en-US"/>
         </w:rPr>
         <w:t xml:space="preserve"> Prevents testing from dragging on indefinitely.</w:t>
       </w:r>
@@ -1810,39 +1948,32 @@
           <w:tab w:val="clear" w:pos="720"/>
           <w:tab w:val="num" w:pos="1440"/>
         </w:tabs>
-        <w:spacing w:after="240"/>
+        <w:spacing w:after="240" w:line="276" w:lineRule="auto"/>
         <w:ind w:left="1440"/>
         <w:rPr>
           <w:rFonts w:ascii="Roboto Mono" w:hAnsi="Roboto Mono"/>
-          <w:lang w:val="en-US"/>
-        </w:rPr>
-      </w:pPr>
-      <w:r>
-        <w:rPr>
-          <w:rFonts w:ascii="Roboto Mono" w:hAnsi="Roboto Mono"/>
-          <w:b/>
-          <w:bCs/>
-          <w:lang w:val="en-US"/>
+        </w:rPr>
+      </w:pPr>
+      <w:r>
+        <w:rPr>
+          <w:rFonts w:ascii="Roboto Mono" w:hAnsi="Roboto Mono"/>
+          <w:b/>
+          <w:bCs/>
         </w:rPr>
         <w:t>Measurability</w:t>
       </w:r>
       <w:r>
         <w:rPr>
           <w:rFonts w:ascii="Roboto Mono" w:hAnsi="Roboto Mono"/>
-          <w:lang w:val="en-US"/>
         </w:rPr>
         <w:t xml:space="preserve"> </w:t>
       </w:r>
       <w:r>
-        <w:rPr>
-          <w:lang w:val="en-US"/>
-        </w:rPr>
         <w:t>→</w:t>
       </w:r>
       <w:r>
         <w:rPr>
           <w:rFonts w:ascii="Roboto Mono" w:hAnsi="Roboto Mono"/>
-          <w:lang w:val="en-US"/>
         </w:rPr>
         <w:t xml:space="preserve"> Makes it easier to track effort and progress.</w:t>
       </w:r>
@@ -1857,92 +1988,79 @@
           <w:tab w:val="clear" w:pos="720"/>
           <w:tab w:val="num" w:pos="1440"/>
         </w:tabs>
+        <w:spacing w:after="240" w:line="276" w:lineRule="auto"/>
+        <w:ind w:left="1440"/>
+        <w:rPr>
+          <w:rFonts w:ascii="Roboto Mono" w:hAnsi="Roboto Mono"/>
+        </w:rPr>
+      </w:pPr>
+      <w:r>
+        <w:rPr>
+          <w:rFonts w:ascii="Roboto Mono" w:hAnsi="Roboto Mono"/>
+          <w:b/>
+          <w:bCs/>
+        </w:rPr>
+        <w:t>Accountability</w:t>
+      </w:r>
+      <w:r>
+        <w:rPr>
+          <w:rFonts w:ascii="Roboto Mono" w:hAnsi="Roboto Mono"/>
+        </w:rPr>
+        <w:t xml:space="preserve"> </w:t>
+      </w:r>
+      <w:r>
+        <w:t>→</w:t>
+      </w:r>
+      <w:r>
+        <w:rPr>
+          <w:rFonts w:ascii="Roboto Mono" w:hAnsi="Roboto Mono"/>
+        </w:rPr>
+        <w:t xml:space="preserve"> Each session produces a tangible report (coverage, bugs, notes).</w:t>
+      </w:r>
+    </w:p>
+    <w:p>
+      <w:pPr>
+        <w:spacing w:after="240"/>
+        <w:ind w:left="2160"/>
+        <w:rPr>
+          <w:rFonts w:ascii="Roboto Mono" w:hAnsi="Roboto Mono"/>
+        </w:rPr>
+      </w:pPr>
+      <w:r>
+        <w:rPr>
+          <w:rFonts w:ascii="Segoe UI Emoji" w:hAnsi="Segoe UI Emoji" w:cs="Segoe UI Emoji"/>
+        </w:rPr>
+        <w:t>👉</w:t>
+      </w:r>
+      <w:r>
+        <w:rPr>
+          <w:rFonts w:ascii="Roboto Mono" w:hAnsi="Roboto Mono"/>
+        </w:rPr>
+        <w:t xml:space="preserve"> In simple terms: </w:t>
+      </w:r>
+      <w:r>
+        <w:rPr>
+          <w:rFonts w:ascii="Roboto Mono" w:hAnsi="Roboto Mono"/>
+          <w:b/>
+          <w:bCs/>
+        </w:rPr>
+        <w:t>Time-boxing = putting a fixed “budget of time” around an exploratory test session.</w:t>
+      </w:r>
+    </w:p>
+    <w:p>
+      <w:pPr>
         <w:spacing w:after="240"/>
         <w:ind w:left="1440"/>
         <w:rPr>
           <w:rFonts w:ascii="Roboto Mono" w:hAnsi="Roboto Mono"/>
-          <w:lang w:val="en-US"/>
-        </w:rPr>
-      </w:pPr>
-      <w:r>
-        <w:rPr>
-          <w:rFonts w:ascii="Roboto Mono" w:hAnsi="Roboto Mono"/>
-          <w:b/>
-          <w:bCs/>
-          <w:lang w:val="en-US"/>
-        </w:rPr>
-        <w:t>Accountability</w:t>
-      </w:r>
-      <w:r>
-        <w:rPr>
-          <w:rFonts w:ascii="Roboto Mono" w:hAnsi="Roboto Mono"/>
-          <w:lang w:val="en-US"/>
-        </w:rPr>
-        <w:t xml:space="preserve"> </w:t>
-      </w:r>
-      <w:r>
-        <w:rPr>
-          <w:lang w:val="en-US"/>
-        </w:rPr>
-        <w:t>→</w:t>
-      </w:r>
-      <w:r>
-        <w:rPr>
-          <w:rFonts w:ascii="Roboto Mono" w:hAnsi="Roboto Mono"/>
-          <w:lang w:val="en-US"/>
-        </w:rPr>
-        <w:t xml:space="preserve"> Each session produces a tangible report (coverage, bugs, notes).</w:t>
-      </w:r>
+        </w:rPr>
+      </w:pPr>
     </w:p>
     <w:p>
       <w:pPr>
         <w:spacing w:after="240"/>
-        <w:ind w:left="2160"/>
-        <w:rPr>
-          <w:rFonts w:ascii="Roboto Mono" w:hAnsi="Roboto Mono"/>
-          <w:lang w:val="en-US"/>
-        </w:rPr>
-      </w:pPr>
-      <w:r>
-        <w:rPr>
-          <w:rFonts w:ascii="Segoe UI Emoji" w:hAnsi="Segoe UI Emoji" w:cs="Segoe UI Emoji"/>
-          <w:lang w:val="en-US"/>
-        </w:rPr>
-        <w:t>👉</w:t>
-      </w:r>
-      <w:r>
-        <w:rPr>
-          <w:rFonts w:ascii="Roboto Mono" w:hAnsi="Roboto Mono"/>
-          <w:lang w:val="en-US"/>
-        </w:rPr>
-        <w:t xml:space="preserve"> In simple terms: </w:t>
-      </w:r>
-      <w:r>
-        <w:rPr>
-          <w:rFonts w:ascii="Roboto Mono" w:hAnsi="Roboto Mono"/>
-          <w:b/>
-          <w:bCs/>
-          <w:lang w:val="en-US"/>
-        </w:rPr>
-        <w:t>Time-boxing = putting a fixed “budget of time” around an exploratory test session.</w:t>
-      </w:r>
-    </w:p>
-    <w:p>
-      <w:pPr>
-        <w:spacing w:after="240"/>
-        <w:ind w:left="1440"/>
-        <w:rPr>
-          <w:rFonts w:ascii="Roboto Mono" w:hAnsi="Roboto Mono"/>
-          <w:lang w:val="en-US"/>
-        </w:rPr>
-      </w:pPr>
-    </w:p>
-    <w:p>
-      <w:pPr>
-        <w:spacing w:after="240"/>
-        <w:rPr>
-          <w:rFonts w:ascii="Roboto Mono" w:hAnsi="Roboto Mono"/>
-          <w:lang w:val="en-US"/>
+        <w:rPr>
+          <w:rFonts w:ascii="Roboto Mono" w:hAnsi="Roboto Mono"/>
         </w:rPr>
       </w:pPr>
     </w:p>
@@ -1952,32 +2070,28 @@
           <w:ilvl w:val="0"/>
           <w:numId w:val="7"/>
         </w:numPr>
-        <w:spacing w:after="240"/>
-        <w:rPr>
-          <w:rFonts w:ascii="Roboto Mono" w:hAnsi="Roboto Mono"/>
-          <w:lang w:val="en-US"/>
-        </w:rPr>
-      </w:pPr>
-      <w:r>
-        <w:rPr>
-          <w:rFonts w:ascii="Roboto Mono" w:hAnsi="Roboto Mono"/>
-          <w:b/>
-          <w:bCs/>
-          <w:lang w:val="en-US"/>
+        <w:spacing w:after="240" w:line="276" w:lineRule="auto"/>
+        <w:rPr>
+          <w:rFonts w:ascii="Roboto Mono" w:hAnsi="Roboto Mono"/>
+        </w:rPr>
+      </w:pPr>
+      <w:r>
+        <w:rPr>
+          <w:rFonts w:ascii="Roboto Mono" w:hAnsi="Roboto Mono"/>
+          <w:b/>
+          <w:bCs/>
         </w:rPr>
         <w:t>Charters</w:t>
       </w:r>
       <w:r>
         <w:rPr>
           <w:rFonts w:ascii="Roboto Mono" w:hAnsi="Roboto Mono"/>
-          <w:lang w:val="en-US"/>
         </w:rPr>
         <w:t xml:space="preserve"> </w:t>
       </w:r>
       <w:r>
         <w:rPr>
           <w:rFonts w:ascii="Segoe UI Emoji" w:hAnsi="Segoe UI Emoji" w:cs="Segoe UI Emoji"/>
-          <w:lang w:val="en-US"/>
         </w:rPr>
         <w:t>🎯</w:t>
       </w:r>
@@ -1988,16 +2102,14 @@
           <w:ilvl w:val="1"/>
           <w:numId w:val="7"/>
         </w:numPr>
-        <w:spacing w:after="240"/>
-        <w:rPr>
-          <w:rFonts w:ascii="Roboto Mono" w:hAnsi="Roboto Mono"/>
-          <w:lang w:val="en-US"/>
-        </w:rPr>
-      </w:pPr>
-      <w:r>
-        <w:rPr>
-          <w:rFonts w:ascii="Roboto Mono" w:hAnsi="Roboto Mono"/>
-          <w:lang w:val="en-US"/>
+        <w:spacing w:after="240" w:line="276" w:lineRule="auto"/>
+        <w:rPr>
+          <w:rFonts w:ascii="Roboto Mono" w:hAnsi="Roboto Mono"/>
+        </w:rPr>
+      </w:pPr>
+      <w:r>
+        <w:rPr>
+          <w:rFonts w:ascii="Roboto Mono" w:hAnsi="Roboto Mono"/>
         </w:rPr>
         <w:t>Each session has a charter = what to explore.</w:t>
       </w:r>
@@ -2008,16 +2120,14 @@
           <w:ilvl w:val="1"/>
           <w:numId w:val="7"/>
         </w:numPr>
-        <w:spacing w:after="240"/>
-        <w:rPr>
-          <w:rFonts w:ascii="Roboto Mono" w:hAnsi="Roboto Mono"/>
-          <w:lang w:val="en-US"/>
-        </w:rPr>
-      </w:pPr>
-      <w:r>
-        <w:rPr>
-          <w:rFonts w:ascii="Roboto Mono" w:hAnsi="Roboto Mono"/>
-          <w:lang w:val="en-US"/>
+        <w:spacing w:after="240" w:line="276" w:lineRule="auto"/>
+        <w:rPr>
+          <w:rFonts w:ascii="Roboto Mono" w:hAnsi="Roboto Mono"/>
+        </w:rPr>
+      </w:pPr>
+      <w:r>
+        <w:rPr>
+          <w:rFonts w:ascii="Roboto Mono" w:hAnsi="Roboto Mono"/>
         </w:rPr>
         <w:t xml:space="preserve">Example: </w:t>
       </w:r>
@@ -2026,7 +2136,6 @@
           <w:rFonts w:ascii="Roboto Mono" w:hAnsi="Roboto Mono"/>
           <w:i/>
           <w:iCs/>
-          <w:lang w:val="en-US"/>
         </w:rPr>
         <w:t>“Explore the login process with invalid inputs.”</w:t>
       </w:r>
@@ -2037,13 +2146,11 @@
         <w:ind w:left="1080"/>
         <w:rPr>
           <w:rFonts w:ascii="Roboto Mono" w:hAnsi="Roboto Mono"/>
-          <w:lang w:val="en-US"/>
-        </w:rPr>
-      </w:pPr>
-      <w:r>
-        <w:rPr>
-          <w:rFonts w:ascii="Roboto Mono" w:hAnsi="Roboto Mono"/>
-          <w:lang w:val="en-US"/>
+        </w:rPr>
+      </w:pPr>
+      <w:r>
+        <w:rPr>
+          <w:rFonts w:ascii="Roboto Mono" w:hAnsi="Roboto Mono"/>
         </w:rPr>
         <w:t xml:space="preserve">A </w:t>
       </w:r>
@@ -2052,14 +2159,12 @@
           <w:rFonts w:ascii="Roboto Mono" w:hAnsi="Roboto Mono"/>
           <w:b/>
           <w:bCs/>
-          <w:lang w:val="en-US"/>
         </w:rPr>
         <w:t>charter</w:t>
       </w:r>
       <w:r>
         <w:rPr>
           <w:rFonts w:ascii="Roboto Mono" w:hAnsi="Roboto Mono"/>
-          <w:lang w:val="en-US"/>
         </w:rPr>
         <w:t xml:space="preserve"> in testing (especially in </w:t>
       </w:r>
@@ -2068,14 +2173,12 @@
           <w:rFonts w:ascii="Roboto Mono" w:hAnsi="Roboto Mono"/>
           <w:b/>
           <w:bCs/>
-          <w:lang w:val="en-US"/>
         </w:rPr>
         <w:t>Session-Based Exploratory Testing – SBET</w:t>
       </w:r>
       <w:r>
         <w:rPr>
           <w:rFonts w:ascii="Roboto Mono" w:hAnsi="Roboto Mono"/>
-          <w:lang w:val="en-US"/>
         </w:rPr>
         <w:t xml:space="preserve">) is a </w:t>
       </w:r>
@@ -2084,14 +2187,12 @@
           <w:rFonts w:ascii="Roboto Mono" w:hAnsi="Roboto Mono"/>
           <w:b/>
           <w:bCs/>
-          <w:lang w:val="en-US"/>
         </w:rPr>
         <w:t>short mission statement</w:t>
       </w:r>
       <w:r>
         <w:rPr>
           <w:rFonts w:ascii="Roboto Mono" w:hAnsi="Roboto Mono"/>
-          <w:lang w:val="en-US"/>
         </w:rPr>
         <w:t xml:space="preserve"> that guides what the tester should focus on during a time-boxed session.</w:t>
       </w:r>
@@ -2102,15 +2203,12 @@
         <w:ind w:left="1080"/>
         <w:rPr>
           <w:rFonts w:ascii="Roboto Mono" w:hAnsi="Roboto Mono"/>
-          <w:lang w:val="en-US"/>
-        </w:rPr>
-      </w:pPr>
-      <w:r>
-        <w:rPr>
-          <w:rFonts w:ascii="Roboto Mono" w:hAnsi="Roboto Mono"/>
-          <w:lang w:val="en-US"/>
-        </w:rPr>
-        <w:lastRenderedPageBreak/>
+        </w:rPr>
+      </w:pPr>
+      <w:r>
+        <w:rPr>
+          <w:rFonts w:ascii="Roboto Mono" w:hAnsi="Roboto Mono"/>
+        </w:rPr>
         <w:t xml:space="preserve">It answers the question: </w:t>
       </w:r>
       <w:r>
@@ -2118,7 +2216,6 @@
           <w:rFonts w:ascii="Roboto Mono" w:hAnsi="Roboto Mono"/>
           <w:b/>
           <w:bCs/>
-          <w:lang w:val="en-US"/>
         </w:rPr>
         <w:t>“What are we trying to achieve in this test session?”</w:t>
       </w:r>
@@ -2129,15 +2226,13 @@
         <w:ind w:left="2160"/>
         <w:rPr>
           <w:rFonts w:ascii="Roboto Mono" w:hAnsi="Roboto Mono"/>
-          <w:lang w:val="en-US"/>
-        </w:rPr>
-      </w:pPr>
-      <w:r>
-        <w:rPr>
-          <w:rFonts w:ascii="Roboto Mono" w:hAnsi="Roboto Mono"/>
-          <w:lang w:val="en-US"/>
-        </w:rPr>
-        <w:pict w14:anchorId="559A06FE">
+        </w:rPr>
+      </w:pPr>
+      <w:r>
+        <w:rPr>
+          <w:rFonts w:ascii="Roboto Mono" w:hAnsi="Roboto Mono"/>
+        </w:rPr>
+        <w:pict w14:anchorId="7F16CB06">
           <v:rect id="_x0000_i1031" style="width:0;height:1.5pt" o:hralign="center" o:hrstd="t" o:hr="t" fillcolor="#a0a0a0" stroked="f"/>
         </w:pict>
       </w:r>
@@ -2150,7 +2245,6 @@
           <w:rFonts w:ascii="Roboto Mono" w:hAnsi="Roboto Mono"/>
           <w:b/>
           <w:bCs/>
-          <w:lang w:val="en-US"/>
         </w:rPr>
       </w:pPr>
       <w:r>
@@ -2158,7 +2252,6 @@
           <w:rFonts w:ascii="Segoe UI Emoji" w:hAnsi="Segoe UI Emoji" w:cs="Segoe UI Emoji"/>
           <w:b/>
           <w:bCs/>
-          <w:lang w:val="en-US"/>
         </w:rPr>
         <w:t>🔑</w:t>
       </w:r>
@@ -2167,7 +2260,6 @@
           <w:rFonts w:ascii="Roboto Mono" w:hAnsi="Roboto Mono"/>
           <w:b/>
           <w:bCs/>
-          <w:lang w:val="en-US"/>
         </w:rPr>
         <w:t xml:space="preserve"> Key points about a test charter:</w:t>
       </w:r>
@@ -2182,39 +2274,32 @@
           <w:tab w:val="clear" w:pos="720"/>
           <w:tab w:val="num" w:pos="1800"/>
         </w:tabs>
-        <w:spacing w:after="240"/>
+        <w:spacing w:after="240" w:line="276" w:lineRule="auto"/>
         <w:ind w:left="1800"/>
         <w:rPr>
           <w:rFonts w:ascii="Roboto Mono" w:hAnsi="Roboto Mono"/>
-          <w:lang w:val="en-US"/>
-        </w:rPr>
-      </w:pPr>
-      <w:r>
-        <w:rPr>
-          <w:rFonts w:ascii="Roboto Mono" w:hAnsi="Roboto Mono"/>
-          <w:b/>
-          <w:bCs/>
-          <w:lang w:val="en-US"/>
+        </w:rPr>
+      </w:pPr>
+      <w:r>
+        <w:rPr>
+          <w:rFonts w:ascii="Roboto Mono" w:hAnsi="Roboto Mono"/>
+          <w:b/>
+          <w:bCs/>
         </w:rPr>
         <w:t>Purpose / Mission</w:t>
       </w:r>
       <w:r>
         <w:rPr>
           <w:rFonts w:ascii="Roboto Mono" w:hAnsi="Roboto Mono"/>
-          <w:lang w:val="en-US"/>
         </w:rPr>
         <w:t xml:space="preserve"> </w:t>
       </w:r>
       <w:r>
-        <w:rPr>
-          <w:lang w:val="en-US"/>
-        </w:rPr>
         <w:t>→</w:t>
       </w:r>
       <w:r>
         <w:rPr>
           <w:rFonts w:ascii="Roboto Mono" w:hAnsi="Roboto Mono"/>
-          <w:lang w:val="en-US"/>
         </w:rPr>
         <w:t xml:space="preserve"> Describes the goal of the session.</w:t>
       </w:r>
@@ -2229,39 +2314,32 @@
           <w:tab w:val="clear" w:pos="720"/>
           <w:tab w:val="num" w:pos="1080"/>
         </w:tabs>
-        <w:spacing w:after="240"/>
+        <w:spacing w:after="240" w:line="276" w:lineRule="auto"/>
         <w:ind w:left="1800"/>
         <w:rPr>
           <w:rFonts w:ascii="Roboto Mono" w:hAnsi="Roboto Mono"/>
-          <w:lang w:val="en-US"/>
-        </w:rPr>
-      </w:pPr>
-      <w:r>
-        <w:rPr>
-          <w:rFonts w:ascii="Roboto Mono" w:hAnsi="Roboto Mono"/>
-          <w:b/>
-          <w:bCs/>
-          <w:lang w:val="en-US"/>
+        </w:rPr>
+      </w:pPr>
+      <w:r>
+        <w:rPr>
+          <w:rFonts w:ascii="Roboto Mono" w:hAnsi="Roboto Mono"/>
+          <w:b/>
+          <w:bCs/>
         </w:rPr>
         <w:t>Scope</w:t>
       </w:r>
       <w:r>
         <w:rPr>
           <w:rFonts w:ascii="Roboto Mono" w:hAnsi="Roboto Mono"/>
-          <w:lang w:val="en-US"/>
         </w:rPr>
         <w:t xml:space="preserve"> </w:t>
       </w:r>
       <w:r>
-        <w:rPr>
-          <w:lang w:val="en-US"/>
-        </w:rPr>
         <w:t>→</w:t>
       </w:r>
       <w:r>
         <w:rPr>
           <w:rFonts w:ascii="Roboto Mono" w:hAnsi="Roboto Mono"/>
-          <w:lang w:val="en-US"/>
         </w:rPr>
         <w:t xml:space="preserve"> Defines what to explore (a feature, module, risk area, user flow, etc.).</w:t>
       </w:r>
@@ -2276,39 +2354,32 @@
           <w:tab w:val="clear" w:pos="720"/>
           <w:tab w:val="num" w:pos="1080"/>
         </w:tabs>
-        <w:spacing w:after="240"/>
+        <w:spacing w:after="240" w:line="276" w:lineRule="auto"/>
         <w:ind w:left="1800"/>
         <w:rPr>
           <w:rFonts w:ascii="Roboto Mono" w:hAnsi="Roboto Mono"/>
-          <w:lang w:val="en-US"/>
-        </w:rPr>
-      </w:pPr>
-      <w:r>
-        <w:rPr>
-          <w:rFonts w:ascii="Roboto Mono" w:hAnsi="Roboto Mono"/>
-          <w:b/>
-          <w:bCs/>
-          <w:lang w:val="en-US"/>
+        </w:rPr>
+      </w:pPr>
+      <w:r>
+        <w:rPr>
+          <w:rFonts w:ascii="Roboto Mono" w:hAnsi="Roboto Mono"/>
+          <w:b/>
+          <w:bCs/>
         </w:rPr>
         <w:t>Focus</w:t>
       </w:r>
       <w:r>
         <w:rPr>
           <w:rFonts w:ascii="Roboto Mono" w:hAnsi="Roboto Mono"/>
-          <w:lang w:val="en-US"/>
         </w:rPr>
         <w:t xml:space="preserve"> </w:t>
       </w:r>
       <w:r>
-        <w:rPr>
-          <w:lang w:val="en-US"/>
-        </w:rPr>
         <w:t>→</w:t>
       </w:r>
       <w:r>
         <w:rPr>
           <w:rFonts w:ascii="Roboto Mono" w:hAnsi="Roboto Mono"/>
-          <w:lang w:val="en-US"/>
         </w:rPr>
         <w:t xml:space="preserve"> Helps the tester stay on track within the time box.</w:t>
       </w:r>
@@ -2323,39 +2394,32 @@
           <w:tab w:val="clear" w:pos="720"/>
           <w:tab w:val="num" w:pos="1080"/>
         </w:tabs>
-        <w:spacing w:after="240"/>
+        <w:spacing w:after="240" w:line="276" w:lineRule="auto"/>
         <w:ind w:left="1800"/>
         <w:rPr>
           <w:rFonts w:ascii="Roboto Mono" w:hAnsi="Roboto Mono"/>
-          <w:lang w:val="en-US"/>
-        </w:rPr>
-      </w:pPr>
-      <w:r>
-        <w:rPr>
-          <w:rFonts w:ascii="Roboto Mono" w:hAnsi="Roboto Mono"/>
-          <w:b/>
-          <w:bCs/>
-          <w:lang w:val="en-US"/>
+        </w:rPr>
+      </w:pPr>
+      <w:r>
+        <w:rPr>
+          <w:rFonts w:ascii="Roboto Mono" w:hAnsi="Roboto Mono"/>
+          <w:b/>
+          <w:bCs/>
         </w:rPr>
         <w:t>Flexibility</w:t>
       </w:r>
       <w:r>
         <w:rPr>
           <w:rFonts w:ascii="Roboto Mono" w:hAnsi="Roboto Mono"/>
-          <w:lang w:val="en-US"/>
         </w:rPr>
         <w:t xml:space="preserve"> </w:t>
       </w:r>
       <w:r>
-        <w:rPr>
-          <w:lang w:val="en-US"/>
-        </w:rPr>
         <w:t>→</w:t>
       </w:r>
       <w:r>
         <w:rPr>
           <w:rFonts w:ascii="Roboto Mono" w:hAnsi="Roboto Mono"/>
-          <w:lang w:val="en-US"/>
         </w:rPr>
         <w:t xml:space="preserve"> Not a step-by-step script; it allows the tester to think and adapt.</w:t>
       </w:r>
@@ -2366,15 +2430,13 @@
         <w:ind w:left="2160"/>
         <w:rPr>
           <w:rFonts w:ascii="Roboto Mono" w:hAnsi="Roboto Mono"/>
-          <w:lang w:val="en-US"/>
-        </w:rPr>
-      </w:pPr>
-      <w:r>
-        <w:rPr>
-          <w:rFonts w:ascii="Roboto Mono" w:hAnsi="Roboto Mono"/>
-          <w:lang w:val="en-US"/>
-        </w:rPr>
-        <w:pict w14:anchorId="110B16EB">
+        </w:rPr>
+      </w:pPr>
+      <w:r>
+        <w:rPr>
+          <w:rFonts w:ascii="Roboto Mono" w:hAnsi="Roboto Mono"/>
+        </w:rPr>
+        <w:pict w14:anchorId="2877B053">
           <v:rect id="_x0000_i1032" style="width:0;height:1.5pt" o:hralign="center" o:hrstd="t" o:hr="t" fillcolor="#a0a0a0" stroked="f"/>
         </w:pict>
       </w:r>
@@ -2387,7 +2449,6 @@
           <w:rFonts w:ascii="Roboto Mono" w:hAnsi="Roboto Mono"/>
           <w:b/>
           <w:bCs/>
-          <w:lang w:val="en-US"/>
         </w:rPr>
       </w:pPr>
       <w:r>
@@ -2395,7 +2456,6 @@
           <w:rFonts w:ascii="Segoe UI Emoji" w:hAnsi="Segoe UI Emoji" w:cs="Segoe UI Emoji"/>
           <w:b/>
           <w:bCs/>
-          <w:lang w:val="en-US"/>
         </w:rPr>
         <w:t>📝</w:t>
       </w:r>
@@ -2404,7 +2464,6 @@
           <w:rFonts w:ascii="Roboto Mono" w:hAnsi="Roboto Mono"/>
           <w:b/>
           <w:bCs/>
-          <w:lang w:val="en-US"/>
         </w:rPr>
         <w:t xml:space="preserve"> Example charters:</w:t>
       </w:r>
@@ -2419,11 +2478,10 @@
           <w:tab w:val="clear" w:pos="720"/>
           <w:tab w:val="num" w:pos="1080"/>
         </w:tabs>
-        <w:spacing w:after="240"/>
+        <w:spacing w:after="240" w:line="276" w:lineRule="auto"/>
         <w:ind w:left="1800"/>
         <w:rPr>
           <w:rFonts w:ascii="Roboto Mono" w:hAnsi="Roboto Mono"/>
-          <w:lang w:val="en-US"/>
         </w:rPr>
       </w:pPr>
       <w:r>
@@ -2431,7 +2489,6 @@
           <w:rFonts w:ascii="Roboto Mono" w:hAnsi="Roboto Mono"/>
           <w:i/>
           <w:iCs/>
-          <w:lang w:val="en-US"/>
         </w:rPr>
         <w:t>“Explore the login functionality with valid and invalid credentials to check input validation and error messages.”</w:t>
       </w:r>
@@ -2446,11 +2503,10 @@
           <w:tab w:val="clear" w:pos="720"/>
           <w:tab w:val="num" w:pos="1080"/>
         </w:tabs>
-        <w:spacing w:after="240"/>
+        <w:spacing w:after="240" w:line="276" w:lineRule="auto"/>
         <w:ind w:left="1800"/>
         <w:rPr>
           <w:rFonts w:ascii="Roboto Mono" w:hAnsi="Roboto Mono"/>
-          <w:lang w:val="en-US"/>
         </w:rPr>
       </w:pPr>
       <w:r>
@@ -2458,7 +2514,6 @@
           <w:rFonts w:ascii="Roboto Mono" w:hAnsi="Roboto Mono"/>
           <w:i/>
           <w:iCs/>
-          <w:lang w:val="en-US"/>
         </w:rPr>
         <w:t>“Investigate how the shopping cart behaves when multiple users update quantities simultaneously.”</w:t>
       </w:r>
@@ -2473,11 +2528,10 @@
           <w:tab w:val="clear" w:pos="720"/>
           <w:tab w:val="num" w:pos="1080"/>
         </w:tabs>
-        <w:spacing w:after="240"/>
+        <w:spacing w:after="240" w:line="276" w:lineRule="auto"/>
         <w:ind w:left="1800"/>
         <w:rPr>
           <w:rFonts w:ascii="Roboto Mono" w:hAnsi="Roboto Mono"/>
-          <w:lang w:val="en-US"/>
         </w:rPr>
       </w:pPr>
       <w:r>
@@ -2485,7 +2539,6 @@
           <w:rFonts w:ascii="Roboto Mono" w:hAnsi="Roboto Mono"/>
           <w:i/>
           <w:iCs/>
-          <w:lang w:val="en-US"/>
         </w:rPr>
         <w:t>“Test the reporting module’s export feature to find issues with large datasets.”</w:t>
       </w:r>
@@ -2496,15 +2549,13 @@
         <w:ind w:left="2160"/>
         <w:rPr>
           <w:rFonts w:ascii="Roboto Mono" w:hAnsi="Roboto Mono"/>
-          <w:lang w:val="en-US"/>
-        </w:rPr>
-      </w:pPr>
-      <w:r>
-        <w:rPr>
-          <w:rFonts w:ascii="Roboto Mono" w:hAnsi="Roboto Mono"/>
-          <w:lang w:val="en-US"/>
-        </w:rPr>
-        <w:pict w14:anchorId="717AE446">
+        </w:rPr>
+      </w:pPr>
+      <w:r>
+        <w:rPr>
+          <w:rFonts w:ascii="Roboto Mono" w:hAnsi="Roboto Mono"/>
+        </w:rPr>
+        <w:pict w14:anchorId="12B41F78">
           <v:rect id="_x0000_i1033" style="width:0;height:1.5pt" o:hralign="center" o:hrstd="t" o:hr="t" fillcolor="#a0a0a0" stroked="f"/>
         </w:pict>
       </w:r>
@@ -2515,20 +2566,17 @@
         <w:ind w:left="2160"/>
         <w:rPr>
           <w:rFonts w:ascii="Roboto Mono" w:hAnsi="Roboto Mono"/>
-          <w:lang w:val="en-US"/>
         </w:rPr>
       </w:pPr>
       <w:r>
         <w:rPr>
           <w:rFonts w:ascii="Segoe UI Emoji" w:hAnsi="Segoe UI Emoji" w:cs="Segoe UI Emoji"/>
-          <w:lang w:val="en-US"/>
         </w:rPr>
         <w:t>👉</w:t>
       </w:r>
       <w:r>
         <w:rPr>
           <w:rFonts w:ascii="Roboto Mono" w:hAnsi="Roboto Mono"/>
-          <w:lang w:val="en-US"/>
         </w:rPr>
         <w:t xml:space="preserve"> In short: A </w:t>
       </w:r>
@@ -2537,21 +2585,18 @@
           <w:rFonts w:ascii="Roboto Mono" w:hAnsi="Roboto Mono"/>
           <w:b/>
           <w:bCs/>
-          <w:lang w:val="en-US"/>
         </w:rPr>
         <w:t>charter = a testing mission for one session</w:t>
       </w:r>
       <w:r>
         <w:rPr>
           <w:rFonts w:ascii="Roboto Mono" w:hAnsi="Roboto Mono"/>
-          <w:lang w:val="en-US"/>
         </w:rPr>
         <w:t>.</w:t>
       </w:r>
       <w:r>
         <w:rPr>
           <w:rFonts w:ascii="Roboto Mono" w:hAnsi="Roboto Mono"/>
-          <w:lang w:val="en-US"/>
         </w:rPr>
         <w:br/>
         <w:t xml:space="preserve">It sets </w:t>
@@ -2561,14 +2606,12 @@
           <w:rFonts w:ascii="Roboto Mono" w:hAnsi="Roboto Mono"/>
           <w:b/>
           <w:bCs/>
-          <w:lang w:val="en-US"/>
         </w:rPr>
         <w:t>direction</w:t>
       </w:r>
       <w:r>
         <w:rPr>
           <w:rFonts w:ascii="Roboto Mono" w:hAnsi="Roboto Mono"/>
-          <w:lang w:val="en-US"/>
         </w:rPr>
         <w:t xml:space="preserve"> (what to test and why), while still leaving room for </w:t>
       </w:r>
@@ -2577,14 +2620,12 @@
           <w:rFonts w:ascii="Roboto Mono" w:hAnsi="Roboto Mono"/>
           <w:b/>
           <w:bCs/>
-          <w:lang w:val="en-US"/>
         </w:rPr>
         <w:t>exploration and discovery</w:t>
       </w:r>
       <w:r>
         <w:rPr>
           <w:rFonts w:ascii="Roboto Mono" w:hAnsi="Roboto Mono"/>
-          <w:lang w:val="en-US"/>
         </w:rPr>
         <w:t>.</w:t>
       </w:r>
@@ -2595,13 +2636,11 @@
         <w:ind w:left="2160"/>
         <w:rPr>
           <w:rFonts w:ascii="Roboto Mono" w:hAnsi="Roboto Mono"/>
-          <w:lang w:val="en-US"/>
-        </w:rPr>
-      </w:pPr>
-      <w:r>
-        <w:rPr>
-          <w:rFonts w:ascii="Roboto Mono" w:hAnsi="Roboto Mono"/>
-          <w:lang w:val="en-US"/>
+        </w:rPr>
+      </w:pPr>
+      <w:r>
+        <w:rPr>
+          <w:rFonts w:ascii="Roboto Mono" w:hAnsi="Roboto Mono"/>
         </w:rPr>
         <w:t xml:space="preserve">Do you want me to show you a </w:t>
       </w:r>
@@ -2610,14 +2649,12 @@
           <w:rFonts w:ascii="Roboto Mono" w:hAnsi="Roboto Mono"/>
           <w:b/>
           <w:bCs/>
-          <w:lang w:val="en-US"/>
         </w:rPr>
         <w:t>charter template</w:t>
       </w:r>
       <w:r>
         <w:rPr>
           <w:rFonts w:ascii="Roboto Mono" w:hAnsi="Roboto Mono"/>
-          <w:lang w:val="en-US"/>
         </w:rPr>
         <w:t xml:space="preserve"> (with fields like objective, risks, notes, etc.) that testers often use?</w:t>
       </w:r>
@@ -2628,7 +2665,6 @@
         <w:ind w:left="1080"/>
         <w:rPr>
           <w:rFonts w:ascii="Roboto Mono" w:hAnsi="Roboto Mono"/>
-          <w:lang w:val="en-US"/>
         </w:rPr>
       </w:pPr>
     </w:p>
@@ -2638,33 +2674,28 @@
           <w:ilvl w:val="0"/>
           <w:numId w:val="7"/>
         </w:numPr>
-        <w:spacing w:after="240"/>
-        <w:rPr>
-          <w:rFonts w:ascii="Roboto Mono" w:hAnsi="Roboto Mono"/>
-          <w:lang w:val="en-US"/>
-        </w:rPr>
-      </w:pPr>
-      <w:r>
-        <w:rPr>
-          <w:rFonts w:ascii="Roboto Mono" w:hAnsi="Roboto Mono"/>
-          <w:b/>
-          <w:bCs/>
-          <w:lang w:val="en-US"/>
-        </w:rPr>
-        <w:lastRenderedPageBreak/>
+        <w:spacing w:after="240" w:line="276" w:lineRule="auto"/>
+        <w:rPr>
+          <w:rFonts w:ascii="Roboto Mono" w:hAnsi="Roboto Mono"/>
+        </w:rPr>
+      </w:pPr>
+      <w:r>
+        <w:rPr>
+          <w:rFonts w:ascii="Roboto Mono" w:hAnsi="Roboto Mono"/>
+          <w:b/>
+          <w:bCs/>
+        </w:rPr>
         <w:t>Session notes</w:t>
       </w:r>
       <w:r>
         <w:rPr>
           <w:rFonts w:ascii="Roboto Mono" w:hAnsi="Roboto Mono"/>
-          <w:lang w:val="en-US"/>
         </w:rPr>
         <w:t xml:space="preserve"> </w:t>
       </w:r>
       <w:r>
         <w:rPr>
           <w:rFonts w:ascii="Segoe UI Emoji" w:hAnsi="Segoe UI Emoji" w:cs="Segoe UI Emoji"/>
-          <w:lang w:val="en-US"/>
         </w:rPr>
         <w:t>📝</w:t>
       </w:r>
@@ -2675,16 +2706,14 @@
           <w:ilvl w:val="1"/>
           <w:numId w:val="7"/>
         </w:numPr>
-        <w:spacing w:after="240"/>
-        <w:rPr>
-          <w:rFonts w:ascii="Roboto Mono" w:hAnsi="Roboto Mono"/>
-          <w:lang w:val="en-US"/>
-        </w:rPr>
-      </w:pPr>
-      <w:r>
-        <w:rPr>
-          <w:rFonts w:ascii="Roboto Mono" w:hAnsi="Roboto Mono"/>
-          <w:lang w:val="en-US"/>
+        <w:spacing w:after="240" w:line="276" w:lineRule="auto"/>
+        <w:rPr>
+          <w:rFonts w:ascii="Roboto Mono" w:hAnsi="Roboto Mono"/>
+        </w:rPr>
+      </w:pPr>
+      <w:r>
+        <w:rPr>
+          <w:rFonts w:ascii="Roboto Mono" w:hAnsi="Roboto Mono"/>
         </w:rPr>
         <w:t>Testers record what they tested, what defects they found, and what ideas/questions came up.</w:t>
       </w:r>
@@ -2695,32 +2724,28 @@
           <w:ilvl w:val="0"/>
           <w:numId w:val="7"/>
         </w:numPr>
-        <w:spacing w:after="240"/>
-        <w:rPr>
-          <w:rFonts w:ascii="Roboto Mono" w:hAnsi="Roboto Mono"/>
-          <w:lang w:val="en-US"/>
-        </w:rPr>
-      </w:pPr>
-      <w:r>
-        <w:rPr>
-          <w:rFonts w:ascii="Roboto Mono" w:hAnsi="Roboto Mono"/>
-          <w:b/>
-          <w:bCs/>
-          <w:lang w:val="en-US"/>
+        <w:spacing w:after="240" w:line="276" w:lineRule="auto"/>
+        <w:rPr>
+          <w:rFonts w:ascii="Roboto Mono" w:hAnsi="Roboto Mono"/>
+        </w:rPr>
+      </w:pPr>
+      <w:r>
+        <w:rPr>
+          <w:rFonts w:ascii="Roboto Mono" w:hAnsi="Roboto Mono"/>
+          <w:b/>
+          <w:bCs/>
         </w:rPr>
         <w:t>Debriefing</w:t>
       </w:r>
       <w:r>
         <w:rPr>
           <w:rFonts w:ascii="Roboto Mono" w:hAnsi="Roboto Mono"/>
-          <w:lang w:val="en-US"/>
         </w:rPr>
         <w:t xml:space="preserve"> </w:t>
       </w:r>
       <w:r>
         <w:rPr>
           <w:rFonts w:ascii="Segoe UI Emoji" w:hAnsi="Segoe UI Emoji" w:cs="Segoe UI Emoji"/>
-          <w:lang w:val="en-US"/>
         </w:rPr>
         <w:t>💬</w:t>
       </w:r>
@@ -2731,16 +2756,14 @@
           <w:ilvl w:val="1"/>
           <w:numId w:val="7"/>
         </w:numPr>
-        <w:spacing w:after="240"/>
-        <w:rPr>
-          <w:rFonts w:ascii="Roboto Mono" w:hAnsi="Roboto Mono"/>
-          <w:lang w:val="en-US"/>
-        </w:rPr>
-      </w:pPr>
-      <w:r>
-        <w:rPr>
-          <w:rFonts w:ascii="Roboto Mono" w:hAnsi="Roboto Mono"/>
-          <w:lang w:val="en-US"/>
+        <w:spacing w:after="240" w:line="276" w:lineRule="auto"/>
+        <w:rPr>
+          <w:rFonts w:ascii="Roboto Mono" w:hAnsi="Roboto Mono"/>
+        </w:rPr>
+      </w:pPr>
+      <w:r>
+        <w:rPr>
+          <w:rFonts w:ascii="Roboto Mono" w:hAnsi="Roboto Mono"/>
         </w:rPr>
         <w:t>After the session, the tester and test lead/manager review:</w:t>
       </w:r>
@@ -2751,16 +2774,14 @@
           <w:ilvl w:val="2"/>
           <w:numId w:val="7"/>
         </w:numPr>
-        <w:spacing w:after="240"/>
-        <w:rPr>
-          <w:rFonts w:ascii="Roboto Mono" w:hAnsi="Roboto Mono"/>
-          <w:lang w:val="en-US"/>
-        </w:rPr>
-      </w:pPr>
-      <w:r>
-        <w:rPr>
-          <w:rFonts w:ascii="Roboto Mono" w:hAnsi="Roboto Mono"/>
-          <w:lang w:val="en-US"/>
+        <w:spacing w:after="240" w:line="276" w:lineRule="auto"/>
+        <w:rPr>
+          <w:rFonts w:ascii="Roboto Mono" w:hAnsi="Roboto Mono"/>
+        </w:rPr>
+      </w:pPr>
+      <w:r>
+        <w:rPr>
+          <w:rFonts w:ascii="Roboto Mono" w:hAnsi="Roboto Mono"/>
         </w:rPr>
         <w:t>What was done.</w:t>
       </w:r>
@@ -2771,16 +2792,14 @@
           <w:ilvl w:val="2"/>
           <w:numId w:val="7"/>
         </w:numPr>
-        <w:spacing w:after="240"/>
-        <w:rPr>
-          <w:rFonts w:ascii="Roboto Mono" w:hAnsi="Roboto Mono"/>
-          <w:lang w:val="en-US"/>
-        </w:rPr>
-      </w:pPr>
-      <w:r>
-        <w:rPr>
-          <w:rFonts w:ascii="Roboto Mono" w:hAnsi="Roboto Mono"/>
-          <w:lang w:val="en-US"/>
+        <w:spacing w:after="240" w:line="276" w:lineRule="auto"/>
+        <w:rPr>
+          <w:rFonts w:ascii="Roboto Mono" w:hAnsi="Roboto Mono"/>
+        </w:rPr>
+      </w:pPr>
+      <w:r>
+        <w:rPr>
+          <w:rFonts w:ascii="Roboto Mono" w:hAnsi="Roboto Mono"/>
         </w:rPr>
         <w:t>What was found.</w:t>
       </w:r>
@@ -2791,16 +2810,14 @@
           <w:ilvl w:val="2"/>
           <w:numId w:val="7"/>
         </w:numPr>
-        <w:spacing w:after="240"/>
-        <w:rPr>
-          <w:rFonts w:ascii="Roboto Mono" w:hAnsi="Roboto Mono"/>
-          <w:lang w:val="en-US"/>
-        </w:rPr>
-      </w:pPr>
-      <w:r>
-        <w:rPr>
-          <w:rFonts w:ascii="Roboto Mono" w:hAnsi="Roboto Mono"/>
-          <w:lang w:val="en-US"/>
+        <w:spacing w:after="240" w:line="276" w:lineRule="auto"/>
+        <w:rPr>
+          <w:rFonts w:ascii="Roboto Mono" w:hAnsi="Roboto Mono"/>
+        </w:rPr>
+      </w:pPr>
+      <w:r>
+        <w:rPr>
+          <w:rFonts w:ascii="Roboto Mono" w:hAnsi="Roboto Mono"/>
         </w:rPr>
         <w:t>What should be tested next.</w:t>
       </w:r>
@@ -2811,32 +2828,28 @@
           <w:ilvl w:val="0"/>
           <w:numId w:val="7"/>
         </w:numPr>
-        <w:spacing w:after="240"/>
-        <w:rPr>
-          <w:rFonts w:ascii="Roboto Mono" w:hAnsi="Roboto Mono"/>
-          <w:lang w:val="en-US"/>
-        </w:rPr>
-      </w:pPr>
-      <w:r>
-        <w:rPr>
-          <w:rFonts w:ascii="Roboto Mono" w:hAnsi="Roboto Mono"/>
-          <w:b/>
-          <w:bCs/>
-          <w:lang w:val="en-US"/>
+        <w:spacing w:after="240" w:line="276" w:lineRule="auto"/>
+        <w:rPr>
+          <w:rFonts w:ascii="Roboto Mono" w:hAnsi="Roboto Mono"/>
+        </w:rPr>
+      </w:pPr>
+      <w:r>
+        <w:rPr>
+          <w:rFonts w:ascii="Roboto Mono" w:hAnsi="Roboto Mono"/>
+          <w:b/>
+          <w:bCs/>
         </w:rPr>
         <w:t>Metrics</w:t>
       </w:r>
       <w:r>
         <w:rPr>
           <w:rFonts w:ascii="Roboto Mono" w:hAnsi="Roboto Mono"/>
-          <w:lang w:val="en-US"/>
         </w:rPr>
         <w:t xml:space="preserve"> </w:t>
       </w:r>
       <w:r>
         <w:rPr>
           <w:rFonts w:ascii="Segoe UI Emoji" w:hAnsi="Segoe UI Emoji" w:cs="Segoe UI Emoji"/>
-          <w:lang w:val="en-US"/>
         </w:rPr>
         <w:t>📊</w:t>
       </w:r>
@@ -2847,47 +2860,39 @@
           <w:ilvl w:val="1"/>
           <w:numId w:val="7"/>
         </w:numPr>
+        <w:spacing w:after="240" w:line="276" w:lineRule="auto"/>
+        <w:rPr>
+          <w:rFonts w:ascii="Roboto Mono" w:hAnsi="Roboto Mono"/>
+        </w:rPr>
+      </w:pPr>
+      <w:r>
+        <w:rPr>
+          <w:rFonts w:ascii="Roboto Mono" w:hAnsi="Roboto Mono"/>
+        </w:rPr>
+        <w:t xml:space="preserve">SBET allows tracking coverage, time spent, defects found </w:t>
+      </w:r>
+      <w:r>
+        <w:t>→</w:t>
+      </w:r>
+      <w:r>
+        <w:rPr>
+          <w:rFonts w:ascii="Roboto Mono" w:hAnsi="Roboto Mono"/>
+        </w:rPr>
+        <w:t xml:space="preserve"> makes exploratory testing measurable.</w:t>
+      </w:r>
+    </w:p>
+    <w:p>
+      <w:pPr>
         <w:spacing w:after="240"/>
         <w:rPr>
           <w:rFonts w:ascii="Roboto Mono" w:hAnsi="Roboto Mono"/>
-          <w:lang w:val="en-US"/>
-        </w:rPr>
-      </w:pPr>
-      <w:r>
-        <w:rPr>
-          <w:rFonts w:ascii="Roboto Mono" w:hAnsi="Roboto Mono"/>
-          <w:lang w:val="en-US"/>
-        </w:rPr>
-        <w:t xml:space="preserve">SBET allows tracking coverage, time spent, defects found </w:t>
-      </w:r>
-      <w:r>
-        <w:rPr>
-          <w:lang w:val="en-US"/>
-        </w:rPr>
-        <w:t>→</w:t>
-      </w:r>
-      <w:r>
-        <w:rPr>
-          <w:rFonts w:ascii="Roboto Mono" w:hAnsi="Roboto Mono"/>
-          <w:lang w:val="en-US"/>
-        </w:rPr>
-        <w:t xml:space="preserve"> makes exploratory testing measurable.</w:t>
-      </w:r>
-    </w:p>
-    <w:p>
-      <w:pPr>
-        <w:spacing w:after="240"/>
-        <w:rPr>
-          <w:rFonts w:ascii="Roboto Mono" w:hAnsi="Roboto Mono"/>
-          <w:lang w:val="en-US"/>
-        </w:rPr>
-      </w:pPr>
-      <w:r>
-        <w:rPr>
-          <w:rFonts w:ascii="Roboto Mono" w:hAnsi="Roboto Mono"/>
-          <w:lang w:val="en-US"/>
-        </w:rPr>
-        <w:pict w14:anchorId="12944665">
+        </w:rPr>
+      </w:pPr>
+      <w:r>
+        <w:rPr>
+          <w:rFonts w:ascii="Roboto Mono" w:hAnsi="Roboto Mono"/>
+        </w:rPr>
+        <w:pict w14:anchorId="232804BB">
           <v:rect id="_x0000_i1034" style="width:0;height:1.5pt" o:hralign="center" o:hrstd="t" o:hr="t" fillcolor="#a0a0a0" stroked="f"/>
         </w:pict>
       </w:r>
@@ -2895,21 +2900,14 @@
     <w:p>
       <w:pPr>
         <w:pStyle w:val="Heading3"/>
-        <w:rPr>
-          <w:lang w:val="en-US"/>
-        </w:rPr>
       </w:pPr>
       <w:r>
         <w:rPr>
           <w:rFonts w:ascii="Segoe UI Emoji" w:hAnsi="Segoe UI Emoji" w:cs="Segoe UI Emoji"/>
-          <w:lang w:val="en-US"/>
         </w:rPr>
         <w:t>💡</w:t>
       </w:r>
       <w:r>
-        <w:rPr>
-          <w:lang w:val="en-US"/>
-        </w:rPr>
         <w:t xml:space="preserve"> Example</w:t>
       </w:r>
     </w:p>
@@ -2919,51 +2917,77 @@
       </w:pPr>
       <w:r>
         <w:rPr>
-          <w:b/>
-          <w:shd w:val="clear" w:color="auto" w:fill="B7B7B7"/>
-        </w:rPr>
-        <w:t># Source</w:t>
-      </w:r>
-      <w:r>
-        <w:rPr>
-          <w:shd w:val="clear" w:color="auto" w:fill="B7B7B7"/>
-        </w:rPr>
-        <w:t xml:space="preserve">: </w:t>
-      </w:r>
-      <w:r>
-        <w:rPr>
-          <w:b/>
-          <w:shd w:val="clear" w:color="auto" w:fill="B7B7B7"/>
-        </w:rPr>
-        <w:t xml:space="preserve">Chatgpt </w:t>
-      </w:r>
-      <w:r>
-        <w:rPr>
-          <w:b/>
-          <w:sz w:val="14"/>
-          <w:szCs w:val="14"/>
-          <w:shd w:val="clear" w:color="auto" w:fill="B7B7B7"/>
-        </w:rPr>
-        <w:t>(GPT</w:t>
-      </w:r>
-      <w:r>
-        <w:rPr>
-          <w:rFonts w:ascii="Cambria Math" w:hAnsi="Cambria Math" w:cs="Cambria Math"/>
-          <w:b/>
-          <w:sz w:val="14"/>
-          <w:szCs w:val="14"/>
-          <w:shd w:val="clear" w:color="auto" w:fill="B7B7B7"/>
+          <w:rFonts w:ascii="Arial" w:eastAsia="Arial" w:hAnsi="Arial" w:cs="Arial"/>
+          <w:b/>
+          <w:color w:val="000000"/>
+          <w:sz w:val="18"/>
+          <w:highlight w:val="lightGray"/>
+        </w:rPr>
+        <w:t># Source: AI Source: Provided by: [Data Path</w:t>
+      </w:r>
+      <w:r>
+        <w:rPr>
+          <w:rFonts w:ascii="Arial" w:eastAsia="Arial" w:hAnsi="Arial" w:cs="Arial"/>
+          <w:color w:val="000000"/>
+          <w:sz w:val="18"/>
+          <w:highlight w:val="lightGray"/>
+        </w:rPr>
+        <w:t xml:space="preserve">: Persons Table -&gt; ID Column: 1, Name_En Column: Motasem Essam] -&gt; </w:t>
+      </w:r>
+      <w:r>
+        <w:rPr>
+          <w:rFonts w:ascii="Arial" w:eastAsia="Arial" w:hAnsi="Arial" w:cs="Arial"/>
+          <w:b/>
+          <w:color w:val="000000"/>
+          <w:sz w:val="18"/>
+          <w:highlight w:val="lightGray"/>
+        </w:rPr>
+        <w:t>From:</w:t>
+      </w:r>
+      <w:r>
+        <w:rPr>
+          <w:rFonts w:ascii="Arial" w:eastAsia="Arial" w:hAnsi="Arial" w:cs="Arial"/>
+          <w:color w:val="000000"/>
+          <w:sz w:val="18"/>
+          <w:highlight w:val="lightGray"/>
+        </w:rPr>
+        <w:t xml:space="preserve"> [Chatgpt (GPT</w:t>
+      </w:r>
+      <w:r>
+        <w:rPr>
+          <w:rFonts w:ascii="Arial" w:eastAsia="Arial" w:hAnsi="Arial" w:cs="Cambria Math"/>
+          <w:color w:val="000000"/>
+          <w:sz w:val="18"/>
+          <w:highlight w:val="lightGray"/>
         </w:rPr>
         <w:t>‑</w:t>
       </w:r>
       <w:r>
         <w:rPr>
-          <w:b/>
-          <w:sz w:val="14"/>
-          <w:szCs w:val="14"/>
-          <w:shd w:val="clear" w:color="auto" w:fill="B7B7B7"/>
-        </w:rPr>
-        <w:t>5 Mini) at [9/13/2025]</w:t>
+          <w:rFonts w:ascii="Arial" w:eastAsia="Arial" w:hAnsi="Arial" w:cs="Arial"/>
+          <w:color w:val="000000"/>
+          <w:sz w:val="18"/>
+          <w:highlight w:val="lightGray"/>
+        </w:rPr>
+        <w:t xml:space="preserve">5 Mini)] </w:t>
+      </w:r>
+      <w:r>
+        <w:rPr>
+          <w:rFonts w:ascii="Arial" w:eastAsia="Arial" w:hAnsi="Arial" w:cs="Arial"/>
+          <w:b/>
+          <w:color w:val="000000"/>
+          <w:sz w:val="18"/>
+          <w:highlight w:val="lightGray"/>
+        </w:rPr>
+        <w:t>on</w:t>
+      </w:r>
+      <w:r>
+        <w:rPr>
+          <w:rFonts w:ascii="Arial" w:eastAsia="Arial" w:hAnsi="Arial"/>
+          <w:sz w:val="18"/>
+          <w:highlight w:val="lightGray"/>
+        </w:rPr>
+        <w:t xml:space="preserve"> [9/13/2025]</w:t>
       </w:r>
     </w:p>
     <w:p>
@@ -2971,13 +2995,11 @@
         <w:spacing w:after="240"/>
         <w:rPr>
           <w:rFonts w:ascii="Roboto Mono" w:hAnsi="Roboto Mono"/>
-          <w:lang w:val="en-US"/>
-        </w:rPr>
-      </w:pPr>
-      <w:r>
-        <w:rPr>
-          <w:rFonts w:ascii="Roboto Mono" w:hAnsi="Roboto Mono"/>
-          <w:lang w:val="en-US"/>
+        </w:rPr>
+      </w:pPr>
+      <w:r>
+        <w:rPr>
+          <w:rFonts w:ascii="Roboto Mono" w:hAnsi="Roboto Mono"/>
         </w:rPr>
         <w:t xml:space="preserve">Suppose you’re testing an </w:t>
       </w:r>
@@ -2986,14 +3008,12 @@
           <w:rFonts w:ascii="Roboto Mono" w:hAnsi="Roboto Mono"/>
           <w:b/>
           <w:bCs/>
-          <w:lang w:val="en-US"/>
         </w:rPr>
         <w:t>e-commerce checkout system</w:t>
       </w:r>
       <w:r>
         <w:rPr>
           <w:rFonts w:ascii="Roboto Mono" w:hAnsi="Roboto Mono"/>
-          <w:lang w:val="en-US"/>
         </w:rPr>
         <w:t>:</w:t>
       </w:r>
@@ -3004,25 +3024,22 @@
           <w:ilvl w:val="0"/>
           <w:numId w:val="8"/>
         </w:numPr>
-        <w:spacing w:after="240"/>
-        <w:rPr>
-          <w:rFonts w:ascii="Roboto Mono" w:hAnsi="Roboto Mono"/>
-          <w:lang w:val="en-US"/>
-        </w:rPr>
-      </w:pPr>
-      <w:r>
-        <w:rPr>
-          <w:rFonts w:ascii="Roboto Mono" w:hAnsi="Roboto Mono"/>
-          <w:b/>
-          <w:bCs/>
-          <w:lang w:val="en-US"/>
+        <w:spacing w:after="240" w:line="276" w:lineRule="auto"/>
+        <w:rPr>
+          <w:rFonts w:ascii="Roboto Mono" w:hAnsi="Roboto Mono"/>
+        </w:rPr>
+      </w:pPr>
+      <w:r>
+        <w:rPr>
+          <w:rFonts w:ascii="Roboto Mono" w:hAnsi="Roboto Mono"/>
+          <w:b/>
+          <w:bCs/>
         </w:rPr>
         <w:t>Charter</w:t>
       </w:r>
       <w:r>
         <w:rPr>
           <w:rFonts w:ascii="Roboto Mono" w:hAnsi="Roboto Mono"/>
-          <w:lang w:val="en-US"/>
         </w:rPr>
         <w:t>: Explore checkout with different payment methods.</w:t>
       </w:r>
@@ -3033,25 +3050,22 @@
           <w:ilvl w:val="0"/>
           <w:numId w:val="8"/>
         </w:numPr>
-        <w:spacing w:after="240"/>
-        <w:rPr>
-          <w:rFonts w:ascii="Roboto Mono" w:hAnsi="Roboto Mono"/>
-          <w:lang w:val="en-US"/>
-        </w:rPr>
-      </w:pPr>
-      <w:r>
-        <w:rPr>
-          <w:rFonts w:ascii="Roboto Mono" w:hAnsi="Roboto Mono"/>
-          <w:b/>
-          <w:bCs/>
-          <w:lang w:val="en-US"/>
+        <w:spacing w:after="240" w:line="276" w:lineRule="auto"/>
+        <w:rPr>
+          <w:rFonts w:ascii="Roboto Mono" w:hAnsi="Roboto Mono"/>
+        </w:rPr>
+      </w:pPr>
+      <w:r>
+        <w:rPr>
+          <w:rFonts w:ascii="Roboto Mono" w:hAnsi="Roboto Mono"/>
+          <w:b/>
+          <w:bCs/>
         </w:rPr>
         <w:t>Session</w:t>
       </w:r>
       <w:r>
         <w:rPr>
           <w:rFonts w:ascii="Roboto Mono" w:hAnsi="Roboto Mono"/>
-          <w:lang w:val="en-US"/>
         </w:rPr>
         <w:t xml:space="preserve"> (90 minutes):</w:t>
       </w:r>
@@ -3062,16 +3076,14 @@
           <w:ilvl w:val="1"/>
           <w:numId w:val="8"/>
         </w:numPr>
-        <w:spacing w:after="240"/>
-        <w:rPr>
-          <w:rFonts w:ascii="Roboto Mono" w:hAnsi="Roboto Mono"/>
-          <w:lang w:val="en-US"/>
-        </w:rPr>
-      </w:pPr>
-      <w:r>
-        <w:rPr>
-          <w:rFonts w:ascii="Roboto Mono" w:hAnsi="Roboto Mono"/>
-          <w:lang w:val="en-US"/>
+        <w:spacing w:after="240" w:line="276" w:lineRule="auto"/>
+        <w:rPr>
+          <w:rFonts w:ascii="Roboto Mono" w:hAnsi="Roboto Mono"/>
+        </w:rPr>
+      </w:pPr>
+      <w:r>
+        <w:rPr>
+          <w:rFonts w:ascii="Roboto Mono" w:hAnsi="Roboto Mono"/>
         </w:rPr>
         <w:t>Try Visa, MasterCard, invalid card numbers, expired cards, PayPal.</w:t>
       </w:r>
@@ -3082,16 +3094,14 @@
           <w:ilvl w:val="1"/>
           <w:numId w:val="8"/>
         </w:numPr>
-        <w:spacing w:after="240"/>
-        <w:rPr>
-          <w:rFonts w:ascii="Roboto Mono" w:hAnsi="Roboto Mono"/>
-          <w:lang w:val="en-US"/>
-        </w:rPr>
-      </w:pPr>
-      <w:r>
-        <w:rPr>
-          <w:rFonts w:ascii="Roboto Mono" w:hAnsi="Roboto Mono"/>
-          <w:lang w:val="en-US"/>
+        <w:spacing w:after="240" w:line="276" w:lineRule="auto"/>
+        <w:rPr>
+          <w:rFonts w:ascii="Roboto Mono" w:hAnsi="Roboto Mono"/>
+        </w:rPr>
+      </w:pPr>
+      <w:r>
+        <w:rPr>
+          <w:rFonts w:ascii="Roboto Mono" w:hAnsi="Roboto Mono"/>
         </w:rPr>
         <w:t>Document results and issues (e.g., PayPal redirects not working).</w:t>
       </w:r>
@@ -3102,25 +3112,22 @@
           <w:ilvl w:val="0"/>
           <w:numId w:val="8"/>
         </w:numPr>
-        <w:spacing w:after="240"/>
-        <w:rPr>
-          <w:rFonts w:ascii="Roboto Mono" w:hAnsi="Roboto Mono"/>
-          <w:lang w:val="en-US"/>
-        </w:rPr>
-      </w:pPr>
-      <w:r>
-        <w:rPr>
-          <w:rFonts w:ascii="Roboto Mono" w:hAnsi="Roboto Mono"/>
-          <w:b/>
-          <w:bCs/>
-          <w:lang w:val="en-US"/>
+        <w:spacing w:after="240" w:line="276" w:lineRule="auto"/>
+        <w:rPr>
+          <w:rFonts w:ascii="Roboto Mono" w:hAnsi="Roboto Mono"/>
+        </w:rPr>
+      </w:pPr>
+      <w:r>
+        <w:rPr>
+          <w:rFonts w:ascii="Roboto Mono" w:hAnsi="Roboto Mono"/>
+          <w:b/>
+          <w:bCs/>
         </w:rPr>
         <w:t>Debrief</w:t>
       </w:r>
       <w:r>
         <w:rPr>
           <w:rFonts w:ascii="Roboto Mono" w:hAnsi="Roboto Mono"/>
-          <w:lang w:val="en-US"/>
         </w:rPr>
         <w:t>: Share findings with the team and decide what to test next (maybe focus on discounts or coupons in the next session).</w:t>
       </w:r>
@@ -3139,66 +3146,89 @@
       </w:pPr>
       <w:r>
         <w:rPr>
-          <w:b/>
-          <w:shd w:val="clear" w:color="auto" w:fill="B7B7B7"/>
-        </w:rPr>
-        <w:t># Source</w:t>
-      </w:r>
-      <w:r>
-        <w:rPr>
-          <w:shd w:val="clear" w:color="auto" w:fill="B7B7B7"/>
-        </w:rPr>
-        <w:t xml:space="preserve">: </w:t>
-      </w:r>
-      <w:r>
-        <w:rPr>
-          <w:b/>
-          <w:shd w:val="clear" w:color="auto" w:fill="B7B7B7"/>
-        </w:rPr>
-        <w:t xml:space="preserve">Chatgpt </w:t>
-      </w:r>
-      <w:r>
-        <w:rPr>
-          <w:b/>
-          <w:sz w:val="14"/>
-          <w:szCs w:val="14"/>
-          <w:shd w:val="clear" w:color="auto" w:fill="B7B7B7"/>
-        </w:rPr>
-        <w:t>(GPT</w:t>
-      </w:r>
-      <w:r>
-        <w:rPr>
-          <w:rFonts w:ascii="Cambria Math" w:hAnsi="Cambria Math" w:cs="Cambria Math"/>
-          <w:b/>
-          <w:sz w:val="14"/>
-          <w:szCs w:val="14"/>
-          <w:shd w:val="clear" w:color="auto" w:fill="B7B7B7"/>
+          <w:rFonts w:ascii="Arial" w:eastAsia="Arial" w:hAnsi="Arial" w:cs="Arial"/>
+          <w:b/>
+          <w:color w:val="000000"/>
+          <w:sz w:val="18"/>
+          <w:highlight w:val="lightGray"/>
+        </w:rPr>
+        <w:t># Source: AI Source: Provided by: [Data Path</w:t>
+      </w:r>
+      <w:r>
+        <w:rPr>
+          <w:rFonts w:ascii="Arial" w:eastAsia="Arial" w:hAnsi="Arial" w:cs="Arial"/>
+          <w:color w:val="000000"/>
+          <w:sz w:val="18"/>
+          <w:highlight w:val="lightGray"/>
+        </w:rPr>
+        <w:t xml:space="preserve">: Persons Table -&gt; ID Column: 1, Name_En Column: Motasem Essam] -&gt; </w:t>
+      </w:r>
+      <w:r>
+        <w:rPr>
+          <w:rFonts w:ascii="Arial" w:eastAsia="Arial" w:hAnsi="Arial" w:cs="Arial"/>
+          <w:b/>
+          <w:color w:val="000000"/>
+          <w:sz w:val="18"/>
+          <w:highlight w:val="lightGray"/>
+        </w:rPr>
+        <w:t>From:</w:t>
+      </w:r>
+      <w:r>
+        <w:rPr>
+          <w:rFonts w:ascii="Arial" w:eastAsia="Arial" w:hAnsi="Arial" w:cs="Arial"/>
+          <w:color w:val="000000"/>
+          <w:sz w:val="18"/>
+          <w:highlight w:val="lightGray"/>
+        </w:rPr>
+        <w:t xml:space="preserve"> [Chatgpt (GPT</w:t>
+      </w:r>
+      <w:r>
+        <w:rPr>
+          <w:rFonts w:ascii="Arial" w:eastAsia="Arial" w:hAnsi="Arial" w:cs="Cambria Math"/>
+          <w:color w:val="000000"/>
+          <w:sz w:val="18"/>
+          <w:highlight w:val="lightGray"/>
         </w:rPr>
         <w:t>‑</w:t>
       </w:r>
       <w:r>
         <w:rPr>
-          <w:b/>
-          <w:sz w:val="14"/>
-          <w:szCs w:val="14"/>
-          <w:shd w:val="clear" w:color="auto" w:fill="B7B7B7"/>
-        </w:rPr>
-        <w:t>5 Mini) at [9/13/2025]</w:t>
-      </w:r>
-    </w:p>
-    <w:p>
-      <w:pPr>
-        <w:rPr>
-          <w:rFonts w:ascii="Roboto Mono" w:hAnsi="Roboto Mono"/>
-          <w:lang w:val="en-US"/>
-        </w:rPr>
-      </w:pPr>
-      <w:r>
-        <w:rPr>
-          <w:rFonts w:ascii="Roboto Mono" w:hAnsi="Roboto Mono"/>
-          <w:lang w:val="en-US"/>
-        </w:rPr>
-        <w:lastRenderedPageBreak/>
+          <w:rFonts w:ascii="Arial" w:eastAsia="Arial" w:hAnsi="Arial" w:cs="Arial"/>
+          <w:color w:val="000000"/>
+          <w:sz w:val="18"/>
+          <w:highlight w:val="lightGray"/>
+        </w:rPr>
+        <w:t xml:space="preserve">5 Mini)] </w:t>
+      </w:r>
+      <w:r>
+        <w:rPr>
+          <w:rFonts w:ascii="Arial" w:eastAsia="Arial" w:hAnsi="Arial" w:cs="Arial"/>
+          <w:b/>
+          <w:color w:val="000000"/>
+          <w:sz w:val="18"/>
+          <w:highlight w:val="lightGray"/>
+        </w:rPr>
+        <w:t>on</w:t>
+      </w:r>
+      <w:r>
+        <w:rPr>
+          <w:rFonts w:ascii="Arial" w:eastAsia="Arial" w:hAnsi="Arial"/>
+          <w:sz w:val="18"/>
+          <w:highlight w:val="lightGray"/>
+        </w:rPr>
+        <w:t xml:space="preserve"> [9/13/2025]</w:t>
+      </w:r>
+    </w:p>
+    <w:p>
+      <w:pPr>
+        <w:rPr>
+          <w:rFonts w:ascii="Roboto Mono" w:hAnsi="Roboto Mono"/>
+        </w:rPr>
+      </w:pPr>
+      <w:r>
+        <w:rPr>
+          <w:rFonts w:ascii="Roboto Mono" w:hAnsi="Roboto Mono"/>
+        </w:rPr>
         <w:t xml:space="preserve">coverage in </w:t>
       </w:r>
       <w:r>
@@ -3206,14 +3236,12 @@
           <w:rFonts w:ascii="Roboto Mono" w:hAnsi="Roboto Mono"/>
           <w:b/>
           <w:bCs/>
-          <w:lang w:val="en-US"/>
         </w:rPr>
         <w:t>Session-Based Exploratory Testing (SBET)</w:t>
       </w:r>
       <w:r>
         <w:rPr>
           <w:rFonts w:ascii="Roboto Mono" w:hAnsi="Roboto Mono"/>
-          <w:lang w:val="en-US"/>
         </w:rPr>
         <w:t xml:space="preserve"> works a bit differently than in scripted testing.</w:t>
       </w:r>
@@ -3222,15 +3250,13 @@
       <w:pPr>
         <w:rPr>
           <w:rFonts w:ascii="Roboto Mono" w:hAnsi="Roboto Mono"/>
-          <w:lang w:val="en-US"/>
-        </w:rPr>
-      </w:pPr>
-      <w:r>
-        <w:rPr>
-          <w:rFonts w:ascii="Roboto Mono" w:hAnsi="Roboto Mono"/>
-          <w:lang w:val="en-US"/>
-        </w:rPr>
-        <w:pict w14:anchorId="5D5D58FF">
+        </w:rPr>
+      </w:pPr>
+      <w:r>
+        <w:rPr>
+          <w:rFonts w:ascii="Roboto Mono" w:hAnsi="Roboto Mono"/>
+        </w:rPr>
+        <w:pict w14:anchorId="514A2E02">
           <v:rect id="_x0000_i1035" style="width:0;height:1.5pt" o:hralign="center" o:hrstd="t" o:hr="t" fillcolor="#a0a0a0" stroked="f"/>
         </w:pict>
       </w:r>
@@ -3241,7 +3267,6 @@
           <w:rFonts w:ascii="Roboto Mono" w:hAnsi="Roboto Mono"/>
           <w:b/>
           <w:bCs/>
-          <w:lang w:val="en-US"/>
         </w:rPr>
       </w:pPr>
       <w:r>
@@ -3249,7 +3274,6 @@
           <w:rFonts w:ascii="Segoe UI Emoji" w:hAnsi="Segoe UI Emoji" w:cs="Segoe UI Emoji"/>
           <w:b/>
           <w:bCs/>
-          <w:lang w:val="en-US"/>
         </w:rPr>
         <w:t>🔹</w:t>
       </w:r>
@@ -3258,7 +3282,6 @@
           <w:rFonts w:ascii="Roboto Mono" w:hAnsi="Roboto Mono"/>
           <w:b/>
           <w:bCs/>
-          <w:lang w:val="en-US"/>
         </w:rPr>
         <w:t xml:space="preserve"> What does </w:t>
       </w:r>
@@ -3269,7 +3292,6 @@
           <w:bCs/>
           <w:i/>
           <w:iCs/>
-          <w:lang w:val="en-US"/>
         </w:rPr>
         <w:t>coverage</w:t>
       </w:r>
@@ -3278,7 +3300,6 @@
           <w:rFonts w:ascii="Roboto Mono" w:hAnsi="Roboto Mono"/>
           <w:b/>
           <w:bCs/>
-          <w:lang w:val="en-US"/>
         </w:rPr>
         <w:t xml:space="preserve"> mean in SBET?</w:t>
       </w:r>
@@ -3287,13 +3308,11 @@
       <w:pPr>
         <w:rPr>
           <w:rFonts w:ascii="Roboto Mono" w:hAnsi="Roboto Mono"/>
-          <w:lang w:val="en-US"/>
-        </w:rPr>
-      </w:pPr>
-      <w:r>
-        <w:rPr>
-          <w:rFonts w:ascii="Roboto Mono" w:hAnsi="Roboto Mono"/>
-          <w:lang w:val="en-US"/>
+        </w:rPr>
+      </w:pPr>
+      <w:r>
+        <w:rPr>
+          <w:rFonts w:ascii="Roboto Mono" w:hAnsi="Roboto Mono"/>
         </w:rPr>
         <w:t xml:space="preserve">Coverage in SBET = </w:t>
       </w:r>
@@ -3302,14 +3321,12 @@
           <w:rFonts w:ascii="Roboto Mono" w:hAnsi="Roboto Mono"/>
           <w:b/>
           <w:bCs/>
-          <w:lang w:val="en-US"/>
         </w:rPr>
         <w:t>what areas of the system have been explored during the sessions</w:t>
       </w:r>
       <w:r>
         <w:rPr>
           <w:rFonts w:ascii="Roboto Mono" w:hAnsi="Roboto Mono"/>
-          <w:lang w:val="en-US"/>
         </w:rPr>
         <w:t>, tracked in a structured way.</w:t>
       </w:r>
@@ -3318,13 +3335,11 @@
       <w:pPr>
         <w:rPr>
           <w:rFonts w:ascii="Roboto Mono" w:hAnsi="Roboto Mono"/>
-          <w:lang w:val="en-US"/>
-        </w:rPr>
-      </w:pPr>
-      <w:r>
-        <w:rPr>
-          <w:rFonts w:ascii="Roboto Mono" w:hAnsi="Roboto Mono"/>
-          <w:lang w:val="en-US"/>
+        </w:rPr>
+      </w:pPr>
+      <w:r>
+        <w:rPr>
+          <w:rFonts w:ascii="Roboto Mono" w:hAnsi="Roboto Mono"/>
         </w:rPr>
         <w:t xml:space="preserve">Because SBET uses </w:t>
       </w:r>
@@ -3333,14 +3348,12 @@
           <w:rFonts w:ascii="Roboto Mono" w:hAnsi="Roboto Mono"/>
           <w:b/>
           <w:bCs/>
-          <w:lang w:val="en-US"/>
         </w:rPr>
         <w:t>charters, notes, and debriefs</w:t>
       </w:r>
       <w:r>
         <w:rPr>
           <w:rFonts w:ascii="Roboto Mono" w:hAnsi="Roboto Mono"/>
-          <w:lang w:val="en-US"/>
         </w:rPr>
         <w:t>, it provides visibility into:</w:t>
       </w:r>
@@ -3351,17 +3364,16 @@
           <w:ilvl w:val="0"/>
           <w:numId w:val="9"/>
         </w:numPr>
-        <w:rPr>
-          <w:rFonts w:ascii="Roboto Mono" w:hAnsi="Roboto Mono"/>
-          <w:lang w:val="en-US"/>
-        </w:rPr>
-      </w:pPr>
-      <w:r>
-        <w:rPr>
-          <w:rFonts w:ascii="Roboto Mono" w:hAnsi="Roboto Mono"/>
-          <w:b/>
-          <w:bCs/>
-          <w:lang w:val="en-US"/>
+        <w:spacing w:after="0" w:line="276" w:lineRule="auto"/>
+        <w:rPr>
+          <w:rFonts w:ascii="Roboto Mono" w:hAnsi="Roboto Mono"/>
+        </w:rPr>
+      </w:pPr>
+      <w:r>
+        <w:rPr>
+          <w:rFonts w:ascii="Roboto Mono" w:hAnsi="Roboto Mono"/>
+          <w:b/>
+          <w:bCs/>
         </w:rPr>
         <w:t>Functional Coverage</w:t>
       </w:r>
@@ -3372,15 +3384,14 @@
           <w:ilvl w:val="1"/>
           <w:numId w:val="9"/>
         </w:numPr>
-        <w:rPr>
-          <w:rFonts w:ascii="Roboto Mono" w:hAnsi="Roboto Mono"/>
-          <w:lang w:val="en-US"/>
-        </w:rPr>
-      </w:pPr>
-      <w:r>
-        <w:rPr>
-          <w:rFonts w:ascii="Roboto Mono" w:hAnsi="Roboto Mono"/>
-          <w:lang w:val="en-US"/>
+        <w:spacing w:after="0" w:line="276" w:lineRule="auto"/>
+        <w:rPr>
+          <w:rFonts w:ascii="Roboto Mono" w:hAnsi="Roboto Mono"/>
+        </w:rPr>
+      </w:pPr>
+      <w:r>
+        <w:rPr>
+          <w:rFonts w:ascii="Roboto Mono" w:hAnsi="Roboto Mono"/>
         </w:rPr>
         <w:t>Which features, workflows, or use cases were explored.</w:t>
       </w:r>
@@ -3391,15 +3402,14 @@
           <w:ilvl w:val="1"/>
           <w:numId w:val="9"/>
         </w:numPr>
-        <w:rPr>
-          <w:rFonts w:ascii="Roboto Mono" w:hAnsi="Roboto Mono"/>
-          <w:lang w:val="en-US"/>
-        </w:rPr>
-      </w:pPr>
-      <w:r>
-        <w:rPr>
-          <w:rFonts w:ascii="Roboto Mono" w:hAnsi="Roboto Mono"/>
-          <w:lang w:val="en-US"/>
+        <w:spacing w:after="0" w:line="276" w:lineRule="auto"/>
+        <w:rPr>
+          <w:rFonts w:ascii="Roboto Mono" w:hAnsi="Roboto Mono"/>
+        </w:rPr>
+      </w:pPr>
+      <w:r>
+        <w:rPr>
+          <w:rFonts w:ascii="Roboto Mono" w:hAnsi="Roboto Mono"/>
         </w:rPr>
         <w:t>Example: login, checkout, password reset, search.</w:t>
       </w:r>
@@ -3410,17 +3420,16 @@
           <w:ilvl w:val="0"/>
           <w:numId w:val="9"/>
         </w:numPr>
-        <w:rPr>
-          <w:rFonts w:ascii="Roboto Mono" w:hAnsi="Roboto Mono"/>
-          <w:lang w:val="en-US"/>
-        </w:rPr>
-      </w:pPr>
-      <w:r>
-        <w:rPr>
-          <w:rFonts w:ascii="Roboto Mono" w:hAnsi="Roboto Mono"/>
-          <w:b/>
-          <w:bCs/>
-          <w:lang w:val="en-US"/>
+        <w:spacing w:after="0" w:line="276" w:lineRule="auto"/>
+        <w:rPr>
+          <w:rFonts w:ascii="Roboto Mono" w:hAnsi="Roboto Mono"/>
+        </w:rPr>
+      </w:pPr>
+      <w:r>
+        <w:rPr>
+          <w:rFonts w:ascii="Roboto Mono" w:hAnsi="Roboto Mono"/>
+          <w:b/>
+          <w:bCs/>
         </w:rPr>
         <w:t>Data Coverage</w:t>
       </w:r>
@@ -3431,15 +3440,14 @@
           <w:ilvl w:val="1"/>
           <w:numId w:val="9"/>
         </w:numPr>
-        <w:rPr>
-          <w:rFonts w:ascii="Roboto Mono" w:hAnsi="Roboto Mono"/>
-          <w:lang w:val="en-US"/>
-        </w:rPr>
-      </w:pPr>
-      <w:r>
-        <w:rPr>
-          <w:rFonts w:ascii="Roboto Mono" w:hAnsi="Roboto Mono"/>
-          <w:lang w:val="en-US"/>
+        <w:spacing w:after="0" w:line="276" w:lineRule="auto"/>
+        <w:rPr>
+          <w:rFonts w:ascii="Roboto Mono" w:hAnsi="Roboto Mono"/>
+        </w:rPr>
+      </w:pPr>
+      <w:r>
+        <w:rPr>
+          <w:rFonts w:ascii="Roboto Mono" w:hAnsi="Roboto Mono"/>
         </w:rPr>
         <w:t>Types of input values tried (valid, invalid, boundary, null, special characters).</w:t>
       </w:r>
@@ -3450,17 +3458,16 @@
           <w:ilvl w:val="0"/>
           <w:numId w:val="9"/>
         </w:numPr>
-        <w:rPr>
-          <w:rFonts w:ascii="Roboto Mono" w:hAnsi="Roboto Mono"/>
-          <w:lang w:val="en-US"/>
-        </w:rPr>
-      </w:pPr>
-      <w:r>
-        <w:rPr>
-          <w:rFonts w:ascii="Roboto Mono" w:hAnsi="Roboto Mono"/>
-          <w:b/>
-          <w:bCs/>
-          <w:lang w:val="en-US"/>
+        <w:spacing w:after="0" w:line="276" w:lineRule="auto"/>
+        <w:rPr>
+          <w:rFonts w:ascii="Roboto Mono" w:hAnsi="Roboto Mono"/>
+        </w:rPr>
+      </w:pPr>
+      <w:r>
+        <w:rPr>
+          <w:rFonts w:ascii="Roboto Mono" w:hAnsi="Roboto Mono"/>
+          <w:b/>
+          <w:bCs/>
         </w:rPr>
         <w:t>Risk Coverage</w:t>
       </w:r>
@@ -3471,15 +3478,14 @@
           <w:ilvl w:val="1"/>
           <w:numId w:val="9"/>
         </w:numPr>
-        <w:rPr>
-          <w:rFonts w:ascii="Roboto Mono" w:hAnsi="Roboto Mono"/>
-          <w:lang w:val="en-US"/>
-        </w:rPr>
-      </w:pPr>
-      <w:r>
-        <w:rPr>
-          <w:rFonts w:ascii="Roboto Mono" w:hAnsi="Roboto Mono"/>
-          <w:lang w:val="en-US"/>
+        <w:spacing w:after="0" w:line="276" w:lineRule="auto"/>
+        <w:rPr>
+          <w:rFonts w:ascii="Roboto Mono" w:hAnsi="Roboto Mono"/>
+        </w:rPr>
+      </w:pPr>
+      <w:r>
+        <w:rPr>
+          <w:rFonts w:ascii="Roboto Mono" w:hAnsi="Roboto Mono"/>
         </w:rPr>
         <w:t>Which risks or fault-prone areas were attacked.</w:t>
       </w:r>
@@ -3490,15 +3496,14 @@
           <w:ilvl w:val="1"/>
           <w:numId w:val="9"/>
         </w:numPr>
-        <w:rPr>
-          <w:rFonts w:ascii="Roboto Mono" w:hAnsi="Roboto Mono"/>
-          <w:lang w:val="en-US"/>
-        </w:rPr>
-      </w:pPr>
-      <w:r>
-        <w:rPr>
-          <w:rFonts w:ascii="Roboto Mono" w:hAnsi="Roboto Mono"/>
-          <w:lang w:val="en-US"/>
+        <w:spacing w:after="0" w:line="276" w:lineRule="auto"/>
+        <w:rPr>
+          <w:rFonts w:ascii="Roboto Mono" w:hAnsi="Roboto Mono"/>
+        </w:rPr>
+      </w:pPr>
+      <w:r>
+        <w:rPr>
+          <w:rFonts w:ascii="Roboto Mono" w:hAnsi="Roboto Mono"/>
         </w:rPr>
         <w:t>Example: security (SQL injection), performance (large inputs), usability (navigation issues).</w:t>
       </w:r>
@@ -3509,17 +3514,16 @@
           <w:ilvl w:val="0"/>
           <w:numId w:val="9"/>
         </w:numPr>
-        <w:rPr>
-          <w:rFonts w:ascii="Roboto Mono" w:hAnsi="Roboto Mono"/>
-          <w:lang w:val="en-US"/>
-        </w:rPr>
-      </w:pPr>
-      <w:r>
-        <w:rPr>
-          <w:rFonts w:ascii="Roboto Mono" w:hAnsi="Roboto Mono"/>
-          <w:b/>
-          <w:bCs/>
-          <w:lang w:val="en-US"/>
+        <w:spacing w:after="0" w:line="276" w:lineRule="auto"/>
+        <w:rPr>
+          <w:rFonts w:ascii="Roboto Mono" w:hAnsi="Roboto Mono"/>
+        </w:rPr>
+      </w:pPr>
+      <w:r>
+        <w:rPr>
+          <w:rFonts w:ascii="Roboto Mono" w:hAnsi="Roboto Mono"/>
+          <w:b/>
+          <w:bCs/>
         </w:rPr>
         <w:t>Time Coverage</w:t>
       </w:r>
@@ -3530,15 +3534,14 @@
           <w:ilvl w:val="1"/>
           <w:numId w:val="9"/>
         </w:numPr>
-        <w:rPr>
-          <w:rFonts w:ascii="Roboto Mono" w:hAnsi="Roboto Mono"/>
-          <w:lang w:val="en-US"/>
-        </w:rPr>
-      </w:pPr>
-      <w:r>
-        <w:rPr>
-          <w:rFonts w:ascii="Roboto Mono" w:hAnsi="Roboto Mono"/>
-          <w:lang w:val="en-US"/>
+        <w:spacing w:after="0" w:line="276" w:lineRule="auto"/>
+        <w:rPr>
+          <w:rFonts w:ascii="Roboto Mono" w:hAnsi="Roboto Mono"/>
+        </w:rPr>
+      </w:pPr>
+      <w:r>
+        <w:rPr>
+          <w:rFonts w:ascii="Roboto Mono" w:hAnsi="Roboto Mono"/>
         </w:rPr>
         <w:t>How much testing effort was spent in different areas.</w:t>
       </w:r>
@@ -3549,15 +3552,14 @@
           <w:ilvl w:val="1"/>
           <w:numId w:val="9"/>
         </w:numPr>
-        <w:rPr>
-          <w:rFonts w:ascii="Roboto Mono" w:hAnsi="Roboto Mono"/>
-          <w:lang w:val="en-US"/>
-        </w:rPr>
-      </w:pPr>
-      <w:r>
-        <w:rPr>
-          <w:rFonts w:ascii="Roboto Mono" w:hAnsi="Roboto Mono"/>
-          <w:lang w:val="en-US"/>
+        <w:spacing w:after="0" w:line="276" w:lineRule="auto"/>
+        <w:rPr>
+          <w:rFonts w:ascii="Roboto Mono" w:hAnsi="Roboto Mono"/>
+        </w:rPr>
+      </w:pPr>
+      <w:r>
+        <w:rPr>
+          <w:rFonts w:ascii="Roboto Mono" w:hAnsi="Roboto Mono"/>
         </w:rPr>
         <w:t>Example: 3 sessions on checkout, 1 session on search.</w:t>
       </w:r>
@@ -3568,17 +3570,16 @@
           <w:ilvl w:val="0"/>
           <w:numId w:val="9"/>
         </w:numPr>
-        <w:rPr>
-          <w:rFonts w:ascii="Roboto Mono" w:hAnsi="Roboto Mono"/>
-          <w:lang w:val="en-US"/>
-        </w:rPr>
-      </w:pPr>
-      <w:r>
-        <w:rPr>
-          <w:rFonts w:ascii="Roboto Mono" w:hAnsi="Roboto Mono"/>
-          <w:b/>
-          <w:bCs/>
-          <w:lang w:val="en-US"/>
+        <w:spacing w:after="0" w:line="276" w:lineRule="auto"/>
+        <w:rPr>
+          <w:rFonts w:ascii="Roboto Mono" w:hAnsi="Roboto Mono"/>
+        </w:rPr>
+      </w:pPr>
+      <w:r>
+        <w:rPr>
+          <w:rFonts w:ascii="Roboto Mono" w:hAnsi="Roboto Mono"/>
+          <w:b/>
+          <w:bCs/>
         </w:rPr>
         <w:t>Defect Coverage</w:t>
       </w:r>
@@ -3589,15 +3590,14 @@
           <w:ilvl w:val="1"/>
           <w:numId w:val="9"/>
         </w:numPr>
-        <w:rPr>
-          <w:rFonts w:ascii="Roboto Mono" w:hAnsi="Roboto Mono"/>
-          <w:lang w:val="en-US"/>
-        </w:rPr>
-      </w:pPr>
-      <w:r>
-        <w:rPr>
-          <w:rFonts w:ascii="Roboto Mono" w:hAnsi="Roboto Mono"/>
-          <w:lang w:val="en-US"/>
+        <w:spacing w:after="0" w:line="276" w:lineRule="auto"/>
+        <w:rPr>
+          <w:rFonts w:ascii="Roboto Mono" w:hAnsi="Roboto Mono"/>
+        </w:rPr>
+      </w:pPr>
+      <w:r>
+        <w:rPr>
+          <w:rFonts w:ascii="Roboto Mono" w:hAnsi="Roboto Mono"/>
         </w:rPr>
         <w:t>Which parts of the system produced defects, and how many.</w:t>
       </w:r>
@@ -3606,15 +3606,13 @@
       <w:pPr>
         <w:rPr>
           <w:rFonts w:ascii="Roboto Mono" w:hAnsi="Roboto Mono"/>
-          <w:lang w:val="en-US"/>
-        </w:rPr>
-      </w:pPr>
-      <w:r>
-        <w:rPr>
-          <w:rFonts w:ascii="Roboto Mono" w:hAnsi="Roboto Mono"/>
-          <w:lang w:val="en-US"/>
-        </w:rPr>
-        <w:pict w14:anchorId="612C1357">
+        </w:rPr>
+      </w:pPr>
+      <w:r>
+        <w:rPr>
+          <w:rFonts w:ascii="Roboto Mono" w:hAnsi="Roboto Mono"/>
+        </w:rPr>
+        <w:pict w14:anchorId="25D3E5C9">
           <v:rect id="_x0000_i1036" style="width:0;height:1.5pt" o:hralign="center" o:hrstd="t" o:hr="t" fillcolor="#a0a0a0" stroked="f"/>
         </w:pict>
       </w:r>
@@ -3625,7 +3623,6 @@
           <w:rFonts w:ascii="Roboto Mono" w:hAnsi="Roboto Mono"/>
           <w:b/>
           <w:bCs/>
-          <w:lang w:val="en-US"/>
         </w:rPr>
       </w:pPr>
       <w:r>
@@ -3633,7 +3630,6 @@
           <w:rFonts w:ascii="Segoe UI Emoji" w:hAnsi="Segoe UI Emoji" w:cs="Segoe UI Emoji"/>
           <w:b/>
           <w:bCs/>
-          <w:lang w:val="en-US"/>
         </w:rPr>
         <w:t>🔹</w:t>
       </w:r>
@@ -3642,7 +3638,6 @@
           <w:rFonts w:ascii="Roboto Mono" w:hAnsi="Roboto Mono"/>
           <w:b/>
           <w:bCs/>
-          <w:lang w:val="en-US"/>
         </w:rPr>
         <w:t xml:space="preserve"> How coverage is tracked in SBET</w:t>
       </w:r>
@@ -3653,51 +3648,43 @@
           <w:ilvl w:val="0"/>
           <w:numId w:val="10"/>
         </w:numPr>
-        <w:rPr>
-          <w:rFonts w:ascii="Roboto Mono" w:hAnsi="Roboto Mono"/>
-          <w:lang w:val="en-US"/>
-        </w:rPr>
-      </w:pPr>
-      <w:r>
-        <w:rPr>
-          <w:rFonts w:ascii="Roboto Mono" w:hAnsi="Roboto Mono"/>
-          <w:b/>
-          <w:bCs/>
-          <w:lang w:val="en-US"/>
+        <w:spacing w:after="0" w:line="276" w:lineRule="auto"/>
+        <w:rPr>
+          <w:rFonts w:ascii="Roboto Mono" w:hAnsi="Roboto Mono"/>
+        </w:rPr>
+      </w:pPr>
+      <w:r>
+        <w:rPr>
+          <w:rFonts w:ascii="Roboto Mono" w:hAnsi="Roboto Mono"/>
+          <w:b/>
+          <w:bCs/>
         </w:rPr>
         <w:t>Session Sheets</w:t>
       </w:r>
       <w:r>
         <w:rPr>
           <w:rFonts w:ascii="Roboto Mono" w:hAnsi="Roboto Mono"/>
-          <w:lang w:val="en-US"/>
         </w:rPr>
         <w:t xml:space="preserve"> </w:t>
       </w:r>
       <w:r>
         <w:rPr>
           <w:rFonts w:ascii="Segoe UI Emoji" w:hAnsi="Segoe UI Emoji" w:cs="Segoe UI Emoji"/>
-          <w:lang w:val="en-US"/>
         </w:rPr>
         <w:t>📝</w:t>
       </w:r>
       <w:r>
         <w:rPr>
           <w:rFonts w:ascii="Roboto Mono" w:hAnsi="Roboto Mono"/>
-          <w:lang w:val="en-US"/>
         </w:rPr>
         <w:t xml:space="preserve"> </w:t>
       </w:r>
       <w:r>
-        <w:rPr>
-          <w:lang w:val="en-US"/>
-        </w:rPr>
         <w:t>→</w:t>
       </w:r>
       <w:r>
         <w:rPr>
           <w:rFonts w:ascii="Roboto Mono" w:hAnsi="Roboto Mono"/>
-          <w:lang w:val="en-US"/>
         </w:rPr>
         <w:t xml:space="preserve"> testers log what was explored.</w:t>
       </w:r>
@@ -3708,51 +3695,43 @@
           <w:ilvl w:val="0"/>
           <w:numId w:val="10"/>
         </w:numPr>
-        <w:rPr>
-          <w:rFonts w:ascii="Roboto Mono" w:hAnsi="Roboto Mono"/>
-          <w:lang w:val="en-US"/>
-        </w:rPr>
-      </w:pPr>
-      <w:r>
-        <w:rPr>
-          <w:rFonts w:ascii="Roboto Mono" w:hAnsi="Roboto Mono"/>
-          <w:b/>
-          <w:bCs/>
-          <w:lang w:val="en-US"/>
+        <w:spacing w:after="0" w:line="276" w:lineRule="auto"/>
+        <w:rPr>
+          <w:rFonts w:ascii="Roboto Mono" w:hAnsi="Roboto Mono"/>
+        </w:rPr>
+      </w:pPr>
+      <w:r>
+        <w:rPr>
+          <w:rFonts w:ascii="Roboto Mono" w:hAnsi="Roboto Mono"/>
+          <w:b/>
+          <w:bCs/>
         </w:rPr>
         <w:t>Charter Mapping</w:t>
       </w:r>
       <w:r>
         <w:rPr>
           <w:rFonts w:ascii="Roboto Mono" w:hAnsi="Roboto Mono"/>
-          <w:lang w:val="en-US"/>
         </w:rPr>
         <w:t xml:space="preserve"> </w:t>
       </w:r>
       <w:r>
         <w:rPr>
           <w:rFonts w:ascii="Segoe UI Emoji" w:hAnsi="Segoe UI Emoji" w:cs="Segoe UI Emoji"/>
-          <w:lang w:val="en-US"/>
         </w:rPr>
         <w:t>🎯</w:t>
       </w:r>
       <w:r>
         <w:rPr>
           <w:rFonts w:ascii="Roboto Mono" w:hAnsi="Roboto Mono"/>
-          <w:lang w:val="en-US"/>
         </w:rPr>
         <w:t xml:space="preserve"> </w:t>
       </w:r>
       <w:r>
-        <w:rPr>
-          <w:lang w:val="en-US"/>
-        </w:rPr>
         <w:t>→</w:t>
       </w:r>
       <w:r>
         <w:rPr>
           <w:rFonts w:ascii="Roboto Mono" w:hAnsi="Roboto Mono"/>
-          <w:lang w:val="en-US"/>
         </w:rPr>
         <w:t xml:space="preserve"> each charter corresponds to a functional/risk area.</w:t>
       </w:r>
@@ -3763,51 +3742,43 @@
           <w:ilvl w:val="0"/>
           <w:numId w:val="10"/>
         </w:numPr>
-        <w:rPr>
-          <w:rFonts w:ascii="Roboto Mono" w:hAnsi="Roboto Mono"/>
-          <w:lang w:val="en-US"/>
-        </w:rPr>
-      </w:pPr>
-      <w:r>
-        <w:rPr>
-          <w:rFonts w:ascii="Roboto Mono" w:hAnsi="Roboto Mono"/>
-          <w:b/>
-          <w:bCs/>
-          <w:lang w:val="en-US"/>
+        <w:spacing w:after="0" w:line="276" w:lineRule="auto"/>
+        <w:rPr>
+          <w:rFonts w:ascii="Roboto Mono" w:hAnsi="Roboto Mono"/>
+        </w:rPr>
+      </w:pPr>
+      <w:r>
+        <w:rPr>
+          <w:rFonts w:ascii="Roboto Mono" w:hAnsi="Roboto Mono"/>
+          <w:b/>
+          <w:bCs/>
         </w:rPr>
         <w:t>Dashboards or Metrics</w:t>
       </w:r>
       <w:r>
         <w:rPr>
           <w:rFonts w:ascii="Roboto Mono" w:hAnsi="Roboto Mono"/>
-          <w:lang w:val="en-US"/>
         </w:rPr>
         <w:t xml:space="preserve"> </w:t>
       </w:r>
       <w:r>
         <w:rPr>
           <w:rFonts w:ascii="Segoe UI Emoji" w:hAnsi="Segoe UI Emoji" w:cs="Segoe UI Emoji"/>
-          <w:lang w:val="en-US"/>
         </w:rPr>
         <w:t>📊</w:t>
       </w:r>
       <w:r>
         <w:rPr>
           <w:rFonts w:ascii="Roboto Mono" w:hAnsi="Roboto Mono"/>
-          <w:lang w:val="en-US"/>
         </w:rPr>
         <w:t xml:space="preserve"> </w:t>
       </w:r>
       <w:r>
-        <w:rPr>
-          <w:lang w:val="en-US"/>
-        </w:rPr>
         <w:t>→</w:t>
       </w:r>
       <w:r>
         <w:rPr>
           <w:rFonts w:ascii="Roboto Mono" w:hAnsi="Roboto Mono"/>
-          <w:lang w:val="en-US"/>
         </w:rPr>
         <w:t xml:space="preserve"> summarize time spent, charters completed, defects found.</w:t>
       </w:r>
@@ -3816,13 +3787,11 @@
       <w:pPr>
         <w:rPr>
           <w:rFonts w:ascii="Roboto Mono" w:hAnsi="Roboto Mono"/>
-          <w:lang w:val="en-US"/>
-        </w:rPr>
-      </w:pPr>
-      <w:r>
-        <w:rPr>
-          <w:rFonts w:ascii="Roboto Mono" w:hAnsi="Roboto Mono"/>
-          <w:lang w:val="en-US"/>
+        </w:rPr>
+      </w:pPr>
+      <w:r>
+        <w:rPr>
+          <w:rFonts w:ascii="Roboto Mono" w:hAnsi="Roboto Mono"/>
         </w:rPr>
         <w:t>Example metric:</w:t>
       </w:r>
@@ -3833,9 +3802,9 @@
           <w:ilvl w:val="0"/>
           <w:numId w:val="11"/>
         </w:numPr>
-        <w:rPr>
-          <w:rFonts w:ascii="Roboto Mono" w:hAnsi="Roboto Mono"/>
-          <w:lang w:val="en-US"/>
+        <w:spacing w:after="0" w:line="276" w:lineRule="auto"/>
+        <w:rPr>
+          <w:rFonts w:ascii="Roboto Mono" w:hAnsi="Roboto Mono"/>
         </w:rPr>
       </w:pPr>
       <w:r>
@@ -3843,7 +3812,6 @@
           <w:rFonts w:ascii="Roboto Mono" w:hAnsi="Roboto Mono"/>
           <w:i/>
           <w:iCs/>
-          <w:lang w:val="en-US"/>
         </w:rPr>
         <w:t>“80% of charters for Checkout completed, 20% left for Discounts/Promotions.”</w:t>
       </w:r>
@@ -3852,15 +3820,13 @@
       <w:pPr>
         <w:rPr>
           <w:rFonts w:ascii="Roboto Mono" w:hAnsi="Roboto Mono"/>
-          <w:lang w:val="en-US"/>
-        </w:rPr>
-      </w:pPr>
-      <w:r>
-        <w:rPr>
-          <w:rFonts w:ascii="Roboto Mono" w:hAnsi="Roboto Mono"/>
-          <w:lang w:val="en-US"/>
-        </w:rPr>
-        <w:pict w14:anchorId="72EECF3D">
+        </w:rPr>
+      </w:pPr>
+      <w:r>
+        <w:rPr>
+          <w:rFonts w:ascii="Roboto Mono" w:hAnsi="Roboto Mono"/>
+        </w:rPr>
+        <w:pict w14:anchorId="4D230871">
           <v:rect id="_x0000_i1037" style="width:0;height:1.5pt" o:hralign="center" o:hrstd="t" o:hr="t" fillcolor="#a0a0a0" stroked="f"/>
         </w:pict>
       </w:r>
@@ -3871,7 +3837,6 @@
           <w:rFonts w:ascii="Roboto Mono" w:hAnsi="Roboto Mono"/>
           <w:b/>
           <w:bCs/>
-          <w:lang w:val="en-US"/>
         </w:rPr>
       </w:pPr>
       <w:r>
@@ -3879,7 +3844,6 @@
           <w:rFonts w:ascii="Segoe UI Emoji" w:hAnsi="Segoe UI Emoji" w:cs="Segoe UI Emoji"/>
           <w:b/>
           <w:bCs/>
-          <w:lang w:val="en-US"/>
         </w:rPr>
         <w:t>✅</w:t>
       </w:r>
@@ -3888,7 +3852,6 @@
           <w:rFonts w:ascii="Roboto Mono" w:hAnsi="Roboto Mono"/>
           <w:b/>
           <w:bCs/>
-          <w:lang w:val="en-US"/>
         </w:rPr>
         <w:t xml:space="preserve"> In short:</w:t>
       </w:r>
@@ -3897,31 +3860,21 @@
       <w:pPr>
         <w:rPr>
           <w:rFonts w:ascii="Roboto Mono" w:hAnsi="Roboto Mono"/>
-          <w:lang w:val="en-US"/>
-        </w:rPr>
-      </w:pPr>
-      <w:r>
-        <w:rPr>
-          <w:rFonts w:ascii="Roboto Mono" w:hAnsi="Roboto Mono"/>
-          <w:b/>
-          <w:bCs/>
-          <w:lang w:val="en-US"/>
+        </w:rPr>
+      </w:pPr>
+      <w:r>
+        <w:rPr>
+          <w:rFonts w:ascii="Roboto Mono" w:hAnsi="Roboto Mono"/>
+          <w:b/>
+          <w:bCs/>
         </w:rPr>
         <w:t>SBET coverage = visibility of what has been explored and how thoroughly, using charters, time spent, risks attacked, and defects found.</w:t>
       </w:r>
       <w:r>
         <w:rPr>
           <w:rFonts w:ascii="Roboto Mono" w:hAnsi="Roboto Mono"/>
-          <w:lang w:val="en-US"/>
         </w:rPr>
         <w:br/>
-      </w:r>
-      <w:r>
-        <w:rPr>
-          <w:rFonts w:ascii="Roboto Mono" w:hAnsi="Roboto Mono"/>
-          <w:lang w:val="en-US"/>
-        </w:rPr>
-        <w:lastRenderedPageBreak/>
         <w:t xml:space="preserve">It’s not about % of test cases executed (like scripted testing), but about </w:t>
       </w:r>
       <w:r>
@@ -3929,14 +3882,12 @@
           <w:rFonts w:ascii="Roboto Mono" w:hAnsi="Roboto Mono"/>
           <w:b/>
           <w:bCs/>
-          <w:lang w:val="en-US"/>
         </w:rPr>
         <w:t>how much of the product space has been meaningfully explored</w:t>
       </w:r>
       <w:r>
         <w:rPr>
           <w:rFonts w:ascii="Roboto Mono" w:hAnsi="Roboto Mono"/>
-          <w:lang w:val="en-US"/>
         </w:rPr>
         <w:t>.</w:t>
       </w:r>
@@ -3946,15 +3897,13 @@
         <w:spacing w:after="240"/>
         <w:rPr>
           <w:rFonts w:ascii="Roboto Mono" w:hAnsi="Roboto Mono"/>
-          <w:lang w:val="en-US"/>
-        </w:rPr>
-      </w:pPr>
-      <w:r>
-        <w:rPr>
-          <w:rFonts w:ascii="Roboto Mono" w:hAnsi="Roboto Mono"/>
-          <w:lang w:val="en-US"/>
-        </w:rPr>
-        <w:pict w14:anchorId="4E9140CF">
+        </w:rPr>
+      </w:pPr>
+      <w:r>
+        <w:rPr>
+          <w:rFonts w:ascii="Roboto Mono" w:hAnsi="Roboto Mono"/>
+        </w:rPr>
+        <w:pict w14:anchorId="5407A846">
           <v:rect id="_x0000_i1038" style="width:0;height:1.5pt" o:hralign="center" o:hrstd="t" o:hr="t" fillcolor="#a0a0a0" stroked="f"/>
         </w:pict>
       </w:r>
@@ -3966,7 +3915,6 @@
           <w:rFonts w:ascii="Roboto Mono" w:hAnsi="Roboto Mono"/>
           <w:b/>
           <w:bCs/>
-          <w:lang w:val="en-US"/>
         </w:rPr>
       </w:pPr>
       <w:r>
@@ -3974,7 +3922,6 @@
           <w:rFonts w:ascii="Segoe UI Emoji" w:hAnsi="Segoe UI Emoji" w:cs="Segoe UI Emoji"/>
           <w:b/>
           <w:bCs/>
-          <w:lang w:val="en-US"/>
         </w:rPr>
         <w:t>✅</w:t>
       </w:r>
@@ -3983,7 +3930,6 @@
           <w:rFonts w:ascii="Roboto Mono" w:hAnsi="Roboto Mono"/>
           <w:b/>
           <w:bCs/>
-          <w:lang w:val="en-US"/>
         </w:rPr>
         <w:t xml:space="preserve"> In short:</w:t>
       </w:r>
@@ -3993,22 +3939,19 @@
         <w:spacing w:after="240"/>
         <w:rPr>
           <w:rFonts w:ascii="Roboto Mono" w:hAnsi="Roboto Mono"/>
-          <w:lang w:val="en-US"/>
-        </w:rPr>
-      </w:pPr>
-      <w:r>
-        <w:rPr>
-          <w:rFonts w:ascii="Roboto Mono" w:hAnsi="Roboto Mono"/>
-          <w:b/>
-          <w:bCs/>
-          <w:lang w:val="en-US"/>
+        </w:rPr>
+      </w:pPr>
+      <w:r>
+        <w:rPr>
+          <w:rFonts w:ascii="Roboto Mono" w:hAnsi="Roboto Mono"/>
+          <w:b/>
+          <w:bCs/>
         </w:rPr>
         <w:t>Session-Based Exploratory Testing (SBET)</w:t>
       </w:r>
       <w:r>
         <w:rPr>
           <w:rFonts w:ascii="Roboto Mono" w:hAnsi="Roboto Mono"/>
-          <w:lang w:val="en-US"/>
         </w:rPr>
         <w:t xml:space="preserve"> = exploratory testing but </w:t>
       </w:r>
@@ -4017,14 +3960,12 @@
           <w:rFonts w:ascii="Roboto Mono" w:hAnsi="Roboto Mono"/>
           <w:b/>
           <w:bCs/>
-          <w:lang w:val="en-US"/>
         </w:rPr>
         <w:t>organized into planned, time-boxed, and documented sessions</w:t>
       </w:r>
       <w:r>
         <w:rPr>
           <w:rFonts w:ascii="Roboto Mono" w:hAnsi="Roboto Mono"/>
-          <w:lang w:val="en-US"/>
         </w:rPr>
         <w:t xml:space="preserve">, so it’s creative </w:t>
       </w:r>
@@ -4033,21 +3974,19 @@
           <w:rFonts w:ascii="Roboto Mono" w:hAnsi="Roboto Mono"/>
           <w:b/>
           <w:bCs/>
-          <w:lang w:val="en-US"/>
         </w:rPr>
         <w:t>and</w:t>
       </w:r>
       <w:r>
         <w:rPr>
           <w:rFonts w:ascii="Roboto Mono" w:hAnsi="Roboto Mono"/>
-          <w:lang w:val="en-US"/>
         </w:rPr>
         <w:t xml:space="preserve"> accountable.</w:t>
       </w:r>
     </w:p>
     <w:p>
       <w:r>
-        <w:pict w14:anchorId="35702389">
+        <w:pict w14:anchorId="44CF5B5F">
           <v:rect id="_x0000_i1039" style="width:0;height:1.5pt" o:hralign="center" o:hrstd="t" o:hr="t" fillcolor="#a0a0a0" stroked="f"/>
         </w:pict>
       </w:r>
@@ -4083,18 +4022,19 @@
     </w:p>
     <w:p>
       <w:r>
-        <w:pict w14:anchorId="2A100C8C">
+        <w:pict w14:anchorId="61F13276">
           <v:rect id="_x0000_i1040" style="width:0;height:1.5pt" o:hralign="center" o:hrstd="t" o:hr="t" fillcolor="#a0a0a0" stroked="f"/>
         </w:pict>
       </w:r>
     </w:p>
+    <w:p/>
     <w:p/>
     <w:p/>
     <w:sectPr>
       <w:pgSz w:w="12240" w:h="15840"/>
       <w:pgMar w:top="1440" w:right="1440" w:bottom="1440" w:left="1440" w:header="720" w:footer="720" w:gutter="0"/>
-      <w:pgNumType w:start="1"/>
       <w:cols w:space="720"/>
+      <w:docGrid w:linePitch="360"/>
     </w:sectPr>
   </w:body>
 </w:document>
@@ -6509,18 +6449,6 @@
   <w:style w:type="paragraph" w:default="1" w:styleId="Normal">
     <w:name w:val="Normal"/>
     <w:qFormat/>
-    <w:rsid w:val="00A8539A"/>
-    <w:pPr>
-      <w:spacing w:after="0" w:line="276" w:lineRule="auto"/>
-    </w:pPr>
-    <w:rPr>
-      <w:rFonts w:ascii="Arial" w:eastAsia="Arial" w:hAnsi="Arial" w:cs="Arial"/>
-      <w:kern w:val="0"/>
-      <w:sz w:val="22"/>
-      <w:szCs w:val="22"/>
-      <w:lang w:val="en"/>
-      <w14:ligatures w14:val="none"/>
-    </w:rPr>
   </w:style>
   <w:style w:type="paragraph" w:styleId="Heading1">
     <w:name w:val="heading 1"/>
@@ -6529,7 +6457,7 @@
     <w:link w:val="Heading1Char"/>
     <w:uiPriority w:val="9"/>
     <w:qFormat/>
-    <w:rsid w:val="00D126FF"/>
+    <w:rsid w:val="00CC0DF9"/>
     <w:pPr>
       <w:keepNext/>
       <w:keepLines/>
@@ -6551,7 +6479,7 @@
     <w:uiPriority w:val="9"/>
     <w:unhideWhenUsed/>
     <w:qFormat/>
-    <w:rsid w:val="00D126FF"/>
+    <w:rsid w:val="00CC0DF9"/>
     <w:pPr>
       <w:keepNext/>
       <w:keepLines/>
@@ -6573,7 +6501,7 @@
     <w:uiPriority w:val="9"/>
     <w:unhideWhenUsed/>
     <w:qFormat/>
-    <w:rsid w:val="00D126FF"/>
+    <w:rsid w:val="00CC0DF9"/>
     <w:pPr>
       <w:keepNext/>
       <w:keepLines/>
@@ -6596,7 +6524,7 @@
     <w:semiHidden/>
     <w:unhideWhenUsed/>
     <w:qFormat/>
-    <w:rsid w:val="00D126FF"/>
+    <w:rsid w:val="00CC0DF9"/>
     <w:pPr>
       <w:keepNext/>
       <w:keepLines/>
@@ -6619,7 +6547,7 @@
     <w:semiHidden/>
     <w:unhideWhenUsed/>
     <w:qFormat/>
-    <w:rsid w:val="00D126FF"/>
+    <w:rsid w:val="00CC0DF9"/>
     <w:pPr>
       <w:keepNext/>
       <w:keepLines/>
@@ -6640,11 +6568,11 @@
     <w:semiHidden/>
     <w:unhideWhenUsed/>
     <w:qFormat/>
-    <w:rsid w:val="00D126FF"/>
+    <w:rsid w:val="00CC0DF9"/>
     <w:pPr>
       <w:keepNext/>
       <w:keepLines/>
-      <w:spacing w:before="40"/>
+      <w:spacing w:before="40" w:after="0"/>
       <w:outlineLvl w:val="5"/>
     </w:pPr>
     <w:rPr>
@@ -6663,11 +6591,11 @@
     <w:semiHidden/>
     <w:unhideWhenUsed/>
     <w:qFormat/>
-    <w:rsid w:val="00D126FF"/>
+    <w:rsid w:val="00CC0DF9"/>
     <w:pPr>
       <w:keepNext/>
       <w:keepLines/>
-      <w:spacing w:before="40"/>
+      <w:spacing w:before="40" w:after="0"/>
       <w:outlineLvl w:val="6"/>
     </w:pPr>
     <w:rPr>
@@ -6684,10 +6612,11 @@
     <w:semiHidden/>
     <w:unhideWhenUsed/>
     <w:qFormat/>
-    <w:rsid w:val="00D126FF"/>
+    <w:rsid w:val="00CC0DF9"/>
     <w:pPr>
       <w:keepNext/>
       <w:keepLines/>
+      <w:spacing w:after="0"/>
       <w:outlineLvl w:val="7"/>
     </w:pPr>
     <w:rPr>
@@ -6706,10 +6635,11 @@
     <w:semiHidden/>
     <w:unhideWhenUsed/>
     <w:qFormat/>
-    <w:rsid w:val="00D126FF"/>
+    <w:rsid w:val="00CC0DF9"/>
     <w:pPr>
       <w:keepNext/>
       <w:keepLines/>
+      <w:spacing w:after="0"/>
       <w:outlineLvl w:val="8"/>
     </w:pPr>
     <w:rPr>
@@ -6749,7 +6679,7 @@
     <w:basedOn w:val="DefaultParagraphFont"/>
     <w:link w:val="Heading1"/>
     <w:uiPriority w:val="9"/>
-    <w:rsid w:val="00D126FF"/>
+    <w:rsid w:val="00CC0DF9"/>
     <w:rPr>
       <w:rFonts w:asciiTheme="majorHAnsi" w:eastAsiaTheme="majorEastAsia" w:hAnsiTheme="majorHAnsi" w:cstheme="majorBidi"/>
       <w:color w:val="2F5496" w:themeColor="accent1" w:themeShade="BF"/>
@@ -6762,7 +6692,7 @@
     <w:basedOn w:val="DefaultParagraphFont"/>
     <w:link w:val="Heading2"/>
     <w:uiPriority w:val="9"/>
-    <w:rsid w:val="00D126FF"/>
+    <w:rsid w:val="00CC0DF9"/>
     <w:rPr>
       <w:rFonts w:asciiTheme="majorHAnsi" w:eastAsiaTheme="majorEastAsia" w:hAnsiTheme="majorHAnsi" w:cstheme="majorBidi"/>
       <w:color w:val="2F5496" w:themeColor="accent1" w:themeShade="BF"/>
@@ -6775,7 +6705,7 @@
     <w:basedOn w:val="DefaultParagraphFont"/>
     <w:link w:val="Heading3"/>
     <w:uiPriority w:val="9"/>
-    <w:rsid w:val="00D126FF"/>
+    <w:rsid w:val="00CC0DF9"/>
     <w:rPr>
       <w:rFonts w:eastAsiaTheme="majorEastAsia" w:cstheme="majorBidi"/>
       <w:color w:val="2F5496" w:themeColor="accent1" w:themeShade="BF"/>
@@ -6789,7 +6719,7 @@
     <w:link w:val="Heading4"/>
     <w:uiPriority w:val="9"/>
     <w:semiHidden/>
-    <w:rsid w:val="00D126FF"/>
+    <w:rsid w:val="00CC0DF9"/>
     <w:rPr>
       <w:rFonts w:eastAsiaTheme="majorEastAsia" w:cstheme="majorBidi"/>
       <w:i/>
@@ -6803,7 +6733,7 @@
     <w:link w:val="Heading5"/>
     <w:uiPriority w:val="9"/>
     <w:semiHidden/>
-    <w:rsid w:val="00D126FF"/>
+    <w:rsid w:val="00CC0DF9"/>
     <w:rPr>
       <w:rFonts w:eastAsiaTheme="majorEastAsia" w:cstheme="majorBidi"/>
       <w:color w:val="2F5496" w:themeColor="accent1" w:themeShade="BF"/>
@@ -6815,7 +6745,7 @@
     <w:link w:val="Heading6"/>
     <w:uiPriority w:val="9"/>
     <w:semiHidden/>
-    <w:rsid w:val="00D126FF"/>
+    <w:rsid w:val="00CC0DF9"/>
     <w:rPr>
       <w:rFonts w:eastAsiaTheme="majorEastAsia" w:cstheme="majorBidi"/>
       <w:i/>
@@ -6829,7 +6759,7 @@
     <w:link w:val="Heading7"/>
     <w:uiPriority w:val="9"/>
     <w:semiHidden/>
-    <w:rsid w:val="00D126FF"/>
+    <w:rsid w:val="00CC0DF9"/>
     <w:rPr>
       <w:rFonts w:eastAsiaTheme="majorEastAsia" w:cstheme="majorBidi"/>
       <w:color w:val="595959" w:themeColor="text1" w:themeTint="A6"/>
@@ -6841,7 +6771,7 @@
     <w:link w:val="Heading8"/>
     <w:uiPriority w:val="9"/>
     <w:semiHidden/>
-    <w:rsid w:val="00D126FF"/>
+    <w:rsid w:val="00CC0DF9"/>
     <w:rPr>
       <w:rFonts w:eastAsiaTheme="majorEastAsia" w:cstheme="majorBidi"/>
       <w:i/>
@@ -6855,7 +6785,7 @@
     <w:link w:val="Heading9"/>
     <w:uiPriority w:val="9"/>
     <w:semiHidden/>
-    <w:rsid w:val="00D126FF"/>
+    <w:rsid w:val="00CC0DF9"/>
     <w:rPr>
       <w:rFonts w:eastAsiaTheme="majorEastAsia" w:cstheme="majorBidi"/>
       <w:color w:val="272727" w:themeColor="text1" w:themeTint="D8"/>
@@ -6868,7 +6798,7 @@
     <w:link w:val="TitleChar"/>
     <w:uiPriority w:val="10"/>
     <w:qFormat/>
-    <w:rsid w:val="00D126FF"/>
+    <w:rsid w:val="00CC0DF9"/>
     <w:pPr>
       <w:spacing w:after="80" w:line="240" w:lineRule="auto"/>
       <w:contextualSpacing/>
@@ -6886,7 +6816,7 @@
     <w:basedOn w:val="DefaultParagraphFont"/>
     <w:link w:val="Title"/>
     <w:uiPriority w:val="10"/>
-    <w:rsid w:val="00D126FF"/>
+    <w:rsid w:val="00CC0DF9"/>
     <w:rPr>
       <w:rFonts w:asciiTheme="majorHAnsi" w:eastAsiaTheme="majorEastAsia" w:hAnsiTheme="majorHAnsi" w:cstheme="majorBidi"/>
       <w:spacing w:val="-10"/>
@@ -6902,7 +6832,7 @@
     <w:link w:val="SubtitleChar"/>
     <w:uiPriority w:val="11"/>
     <w:qFormat/>
-    <w:rsid w:val="00D126FF"/>
+    <w:rsid w:val="00CC0DF9"/>
     <w:pPr>
       <w:numPr>
         <w:ilvl w:val="1"/>
@@ -6921,7 +6851,7 @@
     <w:basedOn w:val="DefaultParagraphFont"/>
     <w:link w:val="Subtitle"/>
     <w:uiPriority w:val="11"/>
-    <w:rsid w:val="00D126FF"/>
+    <w:rsid w:val="00CC0DF9"/>
     <w:rPr>
       <w:rFonts w:eastAsiaTheme="majorEastAsia" w:cstheme="majorBidi"/>
       <w:color w:val="595959" w:themeColor="text1" w:themeTint="A6"/>
@@ -6937,7 +6867,7 @@
     <w:link w:val="QuoteChar"/>
     <w:uiPriority w:val="29"/>
     <w:qFormat/>
-    <w:rsid w:val="00D126FF"/>
+    <w:rsid w:val="00CC0DF9"/>
     <w:pPr>
       <w:spacing w:before="160"/>
       <w:jc w:val="center"/>
@@ -6953,7 +6883,7 @@
     <w:basedOn w:val="DefaultParagraphFont"/>
     <w:link w:val="Quote"/>
     <w:uiPriority w:val="29"/>
-    <w:rsid w:val="00D126FF"/>
+    <w:rsid w:val="00CC0DF9"/>
     <w:rPr>
       <w:i/>
       <w:iCs/>
@@ -6965,7 +6895,7 @@
     <w:basedOn w:val="Normal"/>
     <w:uiPriority w:val="34"/>
     <w:qFormat/>
-    <w:rsid w:val="00D126FF"/>
+    <w:rsid w:val="00CC0DF9"/>
     <w:pPr>
       <w:ind w:left="720"/>
       <w:contextualSpacing/>
@@ -6976,7 +6906,7 @@
     <w:basedOn w:val="DefaultParagraphFont"/>
     <w:uiPriority w:val="21"/>
     <w:qFormat/>
-    <w:rsid w:val="00D126FF"/>
+    <w:rsid w:val="00CC0DF9"/>
     <w:rPr>
       <w:i/>
       <w:iCs/>
@@ -6990,7 +6920,7 @@
     <w:link w:val="IntenseQuoteChar"/>
     <w:uiPriority w:val="30"/>
     <w:qFormat/>
-    <w:rsid w:val="00D126FF"/>
+    <w:rsid w:val="00CC0DF9"/>
     <w:pPr>
       <w:pBdr>
         <w:top w:val="single" w:sz="4" w:space="10" w:color="2F5496" w:themeColor="accent1" w:themeShade="BF"/>
@@ -7011,7 +6941,7 @@
     <w:basedOn w:val="DefaultParagraphFont"/>
     <w:link w:val="IntenseQuote"/>
     <w:uiPriority w:val="30"/>
-    <w:rsid w:val="00D126FF"/>
+    <w:rsid w:val="00CC0DF9"/>
     <w:rPr>
       <w:i/>
       <w:iCs/>
@@ -7023,7 +6953,7 @@
     <w:basedOn w:val="DefaultParagraphFont"/>
     <w:uiPriority w:val="32"/>
     <w:qFormat/>
-    <w:rsid w:val="00D126FF"/>
+    <w:rsid w:val="00CC0DF9"/>
     <w:rPr>
       <w:b/>
       <w:bCs/>
@@ -7037,7 +6967,7 @@
     <w:basedOn w:val="DefaultParagraphFont"/>
     <w:uiPriority w:val="22"/>
     <w:qFormat/>
-    <w:rsid w:val="00A8539A"/>
+    <w:rsid w:val="00CC0DF9"/>
     <w:rPr>
       <w:b/>
       <w:bCs/>
